--- a/Lista/Pergutas/Lista 01.docx
+++ b/Lista/Pergutas/Lista 01.docx
@@ -139,6 +139,25 @@
         <w:rPr>
           <w:rFonts w:ascii="Arial" w:hAnsi="Arial" w:cs="Arial"/>
         </w:rPr>
+        <w:t>Liste em ordem alfabética os clientes do estado MG</w:t>
+      </w:r>
+    </w:p>
+    <w:p>
+      <w:pPr>
+        <w:pStyle w:val="PargrafodaLista"/>
+        <w:numPr>
+          <w:ilvl w:val="0"/>
+          <w:numId w:val="1"/>
+        </w:numPr>
+        <w:jc w:val="both"/>
+        <w:rPr>
+          <w:rFonts w:ascii="Arial" w:hAnsi="Arial" w:cs="Arial"/>
+        </w:rPr>
+      </w:pPr>
+      <w:r>
+        <w:rPr>
+          <w:rFonts w:ascii="Arial" w:hAnsi="Arial" w:cs="Arial"/>
+        </w:rPr>
         <w:t>Liste os produtos que estão descontinuados.</w:t>
       </w:r>
     </w:p>
@@ -749,19 +768,17 @@
         </w:rPr>
         <w:t xml:space="preserve">Liste os clientes e </w:t>
       </w:r>
-      <w:proofErr w:type="spellStart"/>
-      <w:r>
-        <w:rPr>
-          <w:rFonts w:ascii="Arial" w:hAnsi="Arial" w:cs="Arial"/>
-        </w:rPr>
-        <w:t>is</w:t>
-      </w:r>
-      <w:proofErr w:type="spellEnd"/>
-      <w:r>
-        <w:rPr>
-          <w:rFonts w:ascii="Arial" w:hAnsi="Arial" w:cs="Arial"/>
-        </w:rPr>
-        <w:t xml:space="preserve"> produtos que ele comprou</w:t>
+      <w:r>
+        <w:rPr>
+          <w:rFonts w:ascii="Arial" w:hAnsi="Arial" w:cs="Arial"/>
+        </w:rPr>
+        <w:t>o</w:t>
+      </w:r>
+      <w:r>
+        <w:rPr>
+          <w:rFonts w:ascii="Arial" w:hAnsi="Arial" w:cs="Arial"/>
+        </w:rPr>
+        <w:t>s produtos que ele comprou</w:t>
       </w:r>
     </w:p>
     <w:bookmarkEnd w:id="7"/>
@@ -806,7 +823,31 @@
         <w:rPr>
           <w:rFonts w:ascii="Arial" w:hAnsi="Arial" w:cs="Arial"/>
         </w:rPr>
-        <w:t xml:space="preserve"> clientes que residem nos estados de 'São Paulo', 'Rio de Janeiro' e 'Minas Gerais' </w:t>
+        <w:t xml:space="preserve"> clientes que residem </w:t>
+      </w:r>
+      <w:r>
+        <w:rPr>
+          <w:rFonts w:ascii="Arial" w:hAnsi="Arial" w:cs="Arial"/>
+        </w:rPr>
+        <w:t xml:space="preserve">no Brasil e </w:t>
+      </w:r>
+      <w:r>
+        <w:rPr>
+          <w:rFonts w:ascii="Arial" w:hAnsi="Arial" w:cs="Arial"/>
+        </w:rPr>
+        <w:t xml:space="preserve">nos estados de </w:t>
+      </w:r>
+      <w:r>
+        <w:rPr>
+          <w:rFonts w:ascii="Arial" w:hAnsi="Arial" w:cs="Arial"/>
+        </w:rPr>
+        <w:t>'Rio Grande do Sul', 'Santa Catarina' e 'Paraná'</w:t>
+      </w:r>
+      <w:r>
+        <w:rPr>
+          <w:rFonts w:ascii="Arial" w:hAnsi="Arial" w:cs="Arial"/>
+        </w:rPr>
+        <w:t xml:space="preserve"> </w:t>
       </w:r>
     </w:p>
     <w:p>
@@ -828,7 +869,6 @@
         <w:lastRenderedPageBreak/>
         <w:t xml:space="preserve">Quais itens foram incluídos em pedidos onde o frete foi superior a R$50 e a data do pedido foi </w:t>
       </w:r>
-      <w:proofErr w:type="gramStart"/>
       <w:r>
         <w:rPr>
           <w:rFonts w:ascii="Arial" w:hAnsi="Arial" w:cs="Arial"/>
@@ -839,14 +879,7 @@
         <w:rPr>
           <w:rFonts w:ascii="Arial" w:hAnsi="Arial" w:cs="Arial"/>
         </w:rPr>
-        <w:t xml:space="preserve"> '</w:t>
-      </w:r>
-      <w:proofErr w:type="gramEnd"/>
-      <w:r>
-        <w:rPr>
-          <w:rFonts w:ascii="Arial" w:hAnsi="Arial" w:cs="Arial"/>
-        </w:rPr>
-        <w:t>202</w:t>
+        <w:t>'202</w:t>
       </w:r>
       <w:r>
         <w:rPr>
@@ -938,7 +971,168 @@
         <w:rPr>
           <w:rFonts w:ascii="Arial" w:hAnsi="Arial" w:cs="Arial"/>
         </w:rPr>
-        <w:t xml:space="preserve"> alemães?</w:t>
+        <w:t xml:space="preserve"> </w:t>
+      </w:r>
+      <w:r>
+        <w:rPr>
+          <w:rFonts w:ascii="Arial" w:hAnsi="Arial" w:cs="Arial"/>
+        </w:rPr>
+        <w:t>da Alemanha</w:t>
+      </w:r>
+      <w:r>
+        <w:rPr>
+          <w:rFonts w:ascii="Arial" w:hAnsi="Arial" w:cs="Arial"/>
+        </w:rPr>
+        <w:t>?</w:t>
+      </w:r>
+    </w:p>
+    <w:p>
+      <w:pPr>
+        <w:pStyle w:val="PargrafodaLista"/>
+        <w:numPr>
+          <w:ilvl w:val="0"/>
+          <w:numId w:val="1"/>
+        </w:numPr>
+        <w:jc w:val="both"/>
+        <w:rPr>
+          <w:rFonts w:ascii="Arial" w:hAnsi="Arial" w:cs="Arial"/>
+        </w:rPr>
+      </w:pPr>
+      <w:r>
+        <w:rPr>
+          <w:rFonts w:ascii="Arial" w:hAnsi="Arial" w:cs="Arial"/>
+        </w:rPr>
+        <w:t>Q</w:t>
+      </w:r>
+      <w:r>
+        <w:rPr>
+          <w:rFonts w:ascii="Arial" w:hAnsi="Arial" w:cs="Arial"/>
+        </w:rPr>
+        <w:t>ua</w:t>
+      </w:r>
+      <w:r>
+        <w:rPr>
+          <w:rFonts w:ascii="Arial" w:hAnsi="Arial" w:cs="Arial"/>
+        </w:rPr>
+        <w:t>is</w:t>
+      </w:r>
+      <w:r>
+        <w:rPr>
+          <w:rFonts w:ascii="Arial" w:hAnsi="Arial" w:cs="Arial"/>
+        </w:rPr>
+        <w:t xml:space="preserve"> são as categorias que foram compradas por clientes na </w:t>
+      </w:r>
+      <w:r>
+        <w:rPr>
+          <w:rFonts w:ascii="Arial" w:hAnsi="Arial" w:cs="Arial"/>
+        </w:rPr>
+        <w:t>A</w:t>
+      </w:r>
+      <w:r>
+        <w:rPr>
+          <w:rFonts w:ascii="Arial" w:hAnsi="Arial" w:cs="Arial"/>
+        </w:rPr>
+        <w:t>lbânia</w:t>
+      </w:r>
+      <w:r>
+        <w:rPr>
+          <w:rFonts w:ascii="Arial" w:hAnsi="Arial" w:cs="Arial"/>
+        </w:rPr>
+        <w:t>?</w:t>
+      </w:r>
+    </w:p>
+    <w:p>
+      <w:pPr>
+        <w:pStyle w:val="PargrafodaLista"/>
+        <w:numPr>
+          <w:ilvl w:val="0"/>
+          <w:numId w:val="1"/>
+        </w:numPr>
+        <w:jc w:val="both"/>
+        <w:rPr>
+          <w:rFonts w:ascii="Arial" w:hAnsi="Arial" w:cs="Arial"/>
+        </w:rPr>
+      </w:pPr>
+      <w:r>
+        <w:rPr>
+          <w:rFonts w:ascii="Arial" w:hAnsi="Arial" w:cs="Arial"/>
+        </w:rPr>
+        <w:t>Quais são os produtos que nunca foram comprados por clientes do Congo?</w:t>
+      </w:r>
+    </w:p>
+    <w:p>
+      <w:pPr>
+        <w:pStyle w:val="PargrafodaLista"/>
+        <w:numPr>
+          <w:ilvl w:val="0"/>
+          <w:numId w:val="1"/>
+        </w:numPr>
+        <w:jc w:val="both"/>
+        <w:rPr>
+          <w:rFonts w:ascii="Arial" w:hAnsi="Arial" w:cs="Arial"/>
+        </w:rPr>
+      </w:pPr>
+      <w:r>
+        <w:rPr>
+          <w:rFonts w:ascii="Arial" w:hAnsi="Arial" w:cs="Arial"/>
+        </w:rPr>
+        <w:t>Q</w:t>
+      </w:r>
+      <w:r>
+        <w:rPr>
+          <w:rFonts w:ascii="Arial" w:hAnsi="Arial" w:cs="Arial"/>
+        </w:rPr>
+        <w:t xml:space="preserve">ual a </w:t>
+      </w:r>
+      <w:r>
+        <w:rPr>
+          <w:rFonts w:ascii="Arial" w:hAnsi="Arial" w:cs="Arial"/>
+        </w:rPr>
+        <w:t>tr</w:t>
+      </w:r>
+      <w:r>
+        <w:rPr>
+          <w:rFonts w:ascii="Arial" w:hAnsi="Arial" w:cs="Arial"/>
+        </w:rPr>
+        <w:t>ansportadora que mais tran</w:t>
+      </w:r>
+      <w:r>
+        <w:rPr>
+          <w:rFonts w:ascii="Arial" w:hAnsi="Arial" w:cs="Arial"/>
+        </w:rPr>
+        <w:t>s</w:t>
+      </w:r>
+      <w:r>
+        <w:rPr>
+          <w:rFonts w:ascii="Arial" w:hAnsi="Arial" w:cs="Arial"/>
+        </w:rPr>
+        <w:t xml:space="preserve">porte fez para a </w:t>
+      </w:r>
+      <w:proofErr w:type="spellStart"/>
+      <w:r>
+        <w:rPr>
+          <w:rFonts w:ascii="Arial" w:hAnsi="Arial" w:cs="Arial"/>
+        </w:rPr>
+        <w:t>a</w:t>
+      </w:r>
+      <w:r>
+        <w:rPr>
+          <w:rFonts w:ascii="Arial" w:hAnsi="Arial" w:cs="Arial"/>
+        </w:rPr>
+        <w:t>Ar</w:t>
+      </w:r>
+      <w:r>
+        <w:rPr>
+          <w:rFonts w:ascii="Arial" w:hAnsi="Arial" w:cs="Arial"/>
+        </w:rPr>
+        <w:t>gentina</w:t>
+      </w:r>
+      <w:proofErr w:type="spellEnd"/>
+      <w:r>
+        <w:rPr>
+          <w:rFonts w:ascii="Arial" w:hAnsi="Arial" w:cs="Arial"/>
+        </w:rPr>
+        <w:t>?</w:t>
       </w:r>
     </w:p>
     <w:p>
@@ -1035,21 +1229,7 @@
         <w:rPr>
           <w:rFonts w:ascii="Arial" w:hAnsi="Arial" w:cs="Arial"/>
         </w:rPr>
-        <w:t xml:space="preserve">Liste todas as pessoas que </w:t>
-      </w:r>
-      <w:proofErr w:type="gramStart"/>
-      <w:r>
-        <w:rPr>
-          <w:rFonts w:ascii="Arial" w:hAnsi="Arial" w:cs="Arial"/>
-        </w:rPr>
-        <w:t>tem</w:t>
-      </w:r>
-      <w:proofErr w:type="gramEnd"/>
-      <w:r>
-        <w:rPr>
-          <w:rFonts w:ascii="Arial" w:hAnsi="Arial" w:cs="Arial"/>
-        </w:rPr>
-        <w:t xml:space="preserve"> algum relacionamento com a empresa e qual é esse relacionamento</w:t>
+        <w:t>Liste todas as pessoas que tem algum relacionamento com a empresa e qual é esse relacionamento</w:t>
       </w:r>
     </w:p>
     <w:p>
@@ -1089,21 +1269,80 @@
         <w:rPr>
           <w:rFonts w:ascii="Arial" w:hAnsi="Arial" w:cs="Arial"/>
         </w:rPr>
-        <w:t xml:space="preserve">Quem é o melhor vendedor em valor de vendas de cada </w:t>
-      </w:r>
-      <w:proofErr w:type="spellStart"/>
-      <w:r>
-        <w:rPr>
-          <w:rFonts w:ascii="Arial" w:hAnsi="Arial" w:cs="Arial"/>
-        </w:rPr>
-        <w:t>dategoria</w:t>
-      </w:r>
-      <w:proofErr w:type="spellEnd"/>
-      <w:r>
-        <w:rPr>
-          <w:rFonts w:ascii="Arial" w:hAnsi="Arial" w:cs="Arial"/>
-        </w:rPr>
-        <w:t xml:space="preserve"> considerando os últimos 12 meses</w:t>
+        <w:t>Q</w:t>
+      </w:r>
+      <w:r>
+        <w:rPr>
+          <w:rFonts w:ascii="Arial" w:hAnsi="Arial" w:cs="Arial"/>
+        </w:rPr>
+        <w:t>ual é o nome do vendedor que t</w:t>
+      </w:r>
+      <w:r>
+        <w:rPr>
+          <w:rFonts w:ascii="Arial" w:hAnsi="Arial" w:cs="Arial"/>
+        </w:rPr>
+        <w:t>ê</w:t>
+      </w:r>
+      <w:r>
+        <w:rPr>
+          <w:rFonts w:ascii="Arial" w:hAnsi="Arial" w:cs="Arial"/>
+        </w:rPr>
+        <w:t>m sua m</w:t>
+      </w:r>
+      <w:r>
+        <w:rPr>
+          <w:rFonts w:ascii="Arial" w:hAnsi="Arial" w:cs="Arial"/>
+        </w:rPr>
+        <w:t>é</w:t>
+      </w:r>
+      <w:r>
+        <w:rPr>
+          <w:rFonts w:ascii="Arial" w:hAnsi="Arial" w:cs="Arial"/>
+        </w:rPr>
+        <w:t xml:space="preserve">dia de vendas maior que </w:t>
+      </w:r>
+      <w:r>
+        <w:rPr>
+          <w:rFonts w:ascii="Arial" w:hAnsi="Arial" w:cs="Arial"/>
+        </w:rPr>
+        <w:t>média</w:t>
+      </w:r>
+      <w:r>
+        <w:rPr>
+          <w:rFonts w:ascii="Arial" w:hAnsi="Arial" w:cs="Arial"/>
+        </w:rPr>
+        <w:t xml:space="preserve"> dos demais vendedores</w:t>
+      </w:r>
+    </w:p>
+    <w:p>
+      <w:pPr>
+        <w:pStyle w:val="PargrafodaLista"/>
+        <w:numPr>
+          <w:ilvl w:val="0"/>
+          <w:numId w:val="1"/>
+        </w:numPr>
+        <w:jc w:val="both"/>
+        <w:rPr>
+          <w:rFonts w:ascii="Arial" w:hAnsi="Arial" w:cs="Arial"/>
+        </w:rPr>
+      </w:pPr>
+      <w:r>
+        <w:rPr>
+          <w:rFonts w:ascii="Arial" w:hAnsi="Arial" w:cs="Arial"/>
+        </w:rPr>
+        <w:t>Quem é o melhor vendedor em valor de vendas de cada d</w:t>
+      </w:r>
+      <w:r>
+        <w:rPr>
+          <w:rFonts w:ascii="Arial" w:hAnsi="Arial" w:cs="Arial"/>
+        </w:rPr>
+        <w:t>=c</w:t>
+      </w:r>
+      <w:r>
+        <w:rPr>
+          <w:rFonts w:ascii="Arial" w:hAnsi="Arial" w:cs="Arial"/>
+        </w:rPr>
+        <w:t>ategoria considerando os últimos 12 meses</w:t>
       </w:r>
     </w:p>
     <w:p>

--- a/Lista/Pergutas/Lista 01.docx
+++ b/Lista/Pergutas/Lista 01.docx
@@ -68,7 +68,21 @@
         <w:rPr>
           <w:rFonts w:ascii="Arial" w:hAnsi="Arial" w:cs="Arial"/>
         </w:rPr>
-        <w:t>Mostre o nome e o e-mail dos clientes que moram no estado "SP", no Brasil</w:t>
+        <w:t xml:space="preserve">Mostre o nome e o e-mail dos clientes que moram no estado "SP", no </w:t>
+      </w:r>
+      <w:proofErr w:type="gramStart"/>
+      <w:r>
+        <w:rPr>
+          <w:rFonts w:ascii="Arial" w:hAnsi="Arial" w:cs="Arial"/>
+        </w:rPr>
+        <w:t>pais</w:t>
+      </w:r>
+      <w:proofErr w:type="gramEnd"/>
+      <w:r>
+        <w:rPr>
+          <w:rFonts w:ascii="Arial" w:hAnsi="Arial" w:cs="Arial"/>
+        </w:rPr>
+        <w:t xml:space="preserve"> “BR”</w:t>
       </w:r>
     </w:p>
     <w:p>
@@ -135,13 +149,21 @@
           <w:rFonts w:ascii="Arial" w:hAnsi="Arial" w:cs="Arial"/>
         </w:rPr>
       </w:pPr>
-      <w:r>
-        <w:rPr>
-          <w:rFonts w:ascii="Arial" w:hAnsi="Arial" w:cs="Arial"/>
-        </w:rPr>
-        <w:t>Liste em ordem alfabética os clientes do estado MG</w:t>
-      </w:r>
-    </w:p>
+      <w:bookmarkStart w:id="0" w:name="_Hlk201136841"/>
+      <w:r>
+        <w:rPr>
+          <w:rFonts w:ascii="Arial" w:hAnsi="Arial" w:cs="Arial"/>
+        </w:rPr>
+        <w:t xml:space="preserve">Liste em ordem alfabética os clientes do estado </w:t>
+      </w:r>
+      <w:r>
+        <w:rPr>
+          <w:rFonts w:ascii="Arial" w:hAnsi="Arial" w:cs="Arial"/>
+        </w:rPr>
+        <w:t>AL</w:t>
+      </w:r>
+    </w:p>
+    <w:bookmarkEnd w:id="0"/>
     <w:p>
       <w:pPr>
         <w:pStyle w:val="PargrafodaLista"/>
@@ -177,7 +199,7 @@
         <w:rPr>
           <w:rFonts w:ascii="Arial" w:hAnsi="Arial" w:cs="Arial"/>
         </w:rPr>
-        <w:t xml:space="preserve">Quais produtos possuem </w:t>
+        <w:t xml:space="preserve">Quais produtos </w:t>
       </w:r>
       <w:r>
         <w:rPr>
@@ -210,14 +232,14 @@
           <w:rFonts w:ascii="Arial" w:hAnsi="Arial" w:cs="Arial"/>
         </w:rPr>
       </w:pPr>
-      <w:bookmarkStart w:id="0" w:name="_Hlk199672791"/>
+      <w:bookmarkStart w:id="1" w:name="_Hlk199672791"/>
       <w:r>
         <w:rPr>
           <w:rFonts w:ascii="Arial" w:hAnsi="Arial" w:cs="Arial"/>
         </w:rPr>
         <w:t>Liste os nomes e documentos dos vendedores do estado "RJ", no Brasil</w:t>
       </w:r>
-      <w:bookmarkEnd w:id="0"/>
+      <w:bookmarkEnd w:id="1"/>
     </w:p>
     <w:p>
       <w:pPr>
@@ -256,6 +278,175 @@
         </w:rPr>
         <w:t>Mostre os 5 produtos mais caros.</w:t>
       </w:r>
+      <w:r>
+        <w:rPr>
+          <w:rFonts w:ascii="Arial" w:hAnsi="Arial" w:cs="Arial"/>
+        </w:rPr>
+        <w:t xml:space="preserve"> </w:t>
+      </w:r>
+    </w:p>
+    <w:p>
+      <w:pPr>
+        <w:pStyle w:val="PargrafodaLista"/>
+        <w:numPr>
+          <w:ilvl w:val="0"/>
+          <w:numId w:val="1"/>
+        </w:numPr>
+        <w:jc w:val="both"/>
+        <w:rPr>
+          <w:rFonts w:ascii="Arial" w:hAnsi="Arial" w:cs="Arial"/>
+        </w:rPr>
+      </w:pPr>
+      <w:r>
+        <w:rPr>
+          <w:rFonts w:ascii="Arial" w:hAnsi="Arial" w:cs="Arial"/>
+        </w:rPr>
+        <w:t>Quais são os e-mails de clientes que usam o domínio "gmail.com"?</w:t>
+      </w:r>
+    </w:p>
+    <w:p>
+      <w:pPr>
+        <w:pStyle w:val="PargrafodaLista"/>
+        <w:numPr>
+          <w:ilvl w:val="0"/>
+          <w:numId w:val="1"/>
+        </w:numPr>
+        <w:jc w:val="both"/>
+        <w:rPr>
+          <w:rFonts w:ascii="Arial" w:hAnsi="Arial" w:cs="Arial"/>
+        </w:rPr>
+      </w:pPr>
+      <w:bookmarkStart w:id="2" w:name="_Hlk199679107"/>
+      <w:r>
+        <w:rPr>
+          <w:rFonts w:ascii="Arial" w:hAnsi="Arial" w:cs="Arial"/>
+        </w:rPr>
+        <w:t>Liste todos os produtos "</w:t>
+      </w:r>
+      <w:proofErr w:type="spellStart"/>
+      <w:r>
+        <w:rPr>
+          <w:rFonts w:ascii="Arial" w:hAnsi="Arial" w:cs="Arial"/>
+        </w:rPr>
+        <w:t>Smart</w:t>
+      </w:r>
+      <w:proofErr w:type="spellEnd"/>
+      <w:r>
+        <w:rPr>
+          <w:rFonts w:ascii="Arial" w:hAnsi="Arial" w:cs="Arial"/>
+        </w:rPr>
+        <w:t>"</w:t>
+      </w:r>
+      <w:bookmarkEnd w:id="2"/>
+    </w:p>
+    <w:p>
+      <w:pPr>
+        <w:pStyle w:val="PargrafodaLista"/>
+        <w:numPr>
+          <w:ilvl w:val="0"/>
+          <w:numId w:val="1"/>
+        </w:numPr>
+        <w:jc w:val="both"/>
+        <w:rPr>
+          <w:rFonts w:ascii="Arial" w:hAnsi="Arial" w:cs="Arial"/>
+        </w:rPr>
+      </w:pPr>
+      <w:r>
+        <w:rPr>
+          <w:rFonts w:ascii="Arial" w:hAnsi="Arial" w:cs="Arial"/>
+        </w:rPr>
+        <w:t>Liste os produtos cujo nome tem exatamente 5 caracteres</w:t>
+      </w:r>
+    </w:p>
+    <w:p>
+      <w:pPr>
+        <w:pStyle w:val="PargrafodaLista"/>
+        <w:numPr>
+          <w:ilvl w:val="0"/>
+          <w:numId w:val="1"/>
+        </w:numPr>
+        <w:jc w:val="both"/>
+        <w:rPr>
+          <w:rFonts w:ascii="Arial" w:hAnsi="Arial" w:cs="Arial"/>
+        </w:rPr>
+      </w:pPr>
+      <w:r>
+        <w:rPr>
+          <w:rFonts w:ascii="Arial" w:hAnsi="Arial" w:cs="Arial"/>
+        </w:rPr>
+        <w:t>Liste os produtos cujo nome tem pelo menos 5 caracteres</w:t>
+      </w:r>
+    </w:p>
+    <w:p>
+      <w:pPr>
+        <w:pStyle w:val="PargrafodaLista"/>
+        <w:numPr>
+          <w:ilvl w:val="0"/>
+          <w:numId w:val="1"/>
+        </w:numPr>
+        <w:jc w:val="both"/>
+        <w:rPr>
+          <w:rFonts w:ascii="Arial" w:hAnsi="Arial" w:cs="Arial"/>
+        </w:rPr>
+      </w:pPr>
+      <w:r>
+        <w:rPr>
+          <w:rFonts w:ascii="Arial" w:hAnsi="Arial" w:cs="Arial"/>
+        </w:rPr>
+        <w:t>Liste os produtos cujo nome tem no máximo 5 caracteres</w:t>
+      </w:r>
+    </w:p>
+    <w:p>
+      <w:pPr>
+        <w:pStyle w:val="PargrafodaLista"/>
+        <w:numPr>
+          <w:ilvl w:val="0"/>
+          <w:numId w:val="1"/>
+        </w:numPr>
+        <w:jc w:val="both"/>
+        <w:rPr>
+          <w:rFonts w:ascii="Arial" w:hAnsi="Arial" w:cs="Arial"/>
+        </w:rPr>
+      </w:pPr>
+      <w:bookmarkStart w:id="3" w:name="_Hlk199680275"/>
+      <w:r>
+        <w:rPr>
+          <w:rFonts w:ascii="Arial" w:hAnsi="Arial" w:cs="Arial"/>
+        </w:rPr>
+        <w:t>Mostre os clientes cujo CEP de moradia começa com "0" e o complemento do cep (3 últimos dígitos) também começ</w:t>
+      </w:r>
+      <w:r>
+        <w:rPr>
+          <w:rFonts w:ascii="Arial" w:hAnsi="Arial" w:cs="Arial"/>
+        </w:rPr>
+        <w:t>a</w:t>
+      </w:r>
+      <w:r>
+        <w:rPr>
+          <w:rFonts w:ascii="Arial" w:hAnsi="Arial" w:cs="Arial"/>
+        </w:rPr>
+        <w:t xml:space="preserve"> com "0".</w:t>
+      </w:r>
+      <w:bookmarkEnd w:id="3"/>
+    </w:p>
+    <w:p>
+      <w:pPr>
+        <w:pStyle w:val="PargrafodaLista"/>
+        <w:numPr>
+          <w:ilvl w:val="0"/>
+          <w:numId w:val="1"/>
+        </w:numPr>
+        <w:jc w:val="both"/>
+        <w:rPr>
+          <w:rFonts w:ascii="Arial" w:hAnsi="Arial" w:cs="Arial"/>
+        </w:rPr>
+      </w:pPr>
+      <w:r>
+        <w:rPr>
+          <w:rFonts w:ascii="Arial" w:hAnsi="Arial" w:cs="Arial"/>
+        </w:rPr>
+        <w:t>Quais clientes têm o sobrenome "Silva" em seu nome completo?</w:t>
+      </w:r>
     </w:p>
     <w:p>
       <w:pPr>
@@ -433,14 +624,14 @@
           <w:rFonts w:ascii="Arial" w:hAnsi="Arial" w:cs="Arial"/>
         </w:rPr>
       </w:pPr>
-      <w:bookmarkStart w:id="1" w:name="_Hlk199954186"/>
+      <w:bookmarkStart w:id="4" w:name="_Hlk199954186"/>
       <w:r>
         <w:rPr>
           <w:rFonts w:ascii="Arial" w:hAnsi="Arial" w:cs="Arial"/>
         </w:rPr>
         <w:t>E o tempo médio de cada transpor</w:t>
       </w:r>
-      <w:bookmarkEnd w:id="1"/>
+      <w:bookmarkEnd w:id="4"/>
     </w:p>
     <w:p>
       <w:pPr>
@@ -492,170 +683,7 @@
           <w:rFonts w:ascii="Arial" w:hAnsi="Arial" w:cs="Arial"/>
         </w:rPr>
       </w:pPr>
-      <w:r>
-        <w:rPr>
-          <w:rFonts w:ascii="Arial" w:hAnsi="Arial" w:cs="Arial"/>
-        </w:rPr>
-        <w:t>Quais são os e-mails de clientes que usam o domínio "gmail.com"?</w:t>
-      </w:r>
-    </w:p>
-    <w:p>
-      <w:pPr>
-        <w:pStyle w:val="PargrafodaLista"/>
-        <w:numPr>
-          <w:ilvl w:val="0"/>
-          <w:numId w:val="1"/>
-        </w:numPr>
-        <w:jc w:val="both"/>
-        <w:rPr>
-          <w:rFonts w:ascii="Arial" w:hAnsi="Arial" w:cs="Arial"/>
-        </w:rPr>
-      </w:pPr>
-      <w:bookmarkStart w:id="2" w:name="_Hlk199679107"/>
-      <w:r>
-        <w:rPr>
-          <w:rFonts w:ascii="Arial" w:hAnsi="Arial" w:cs="Arial"/>
-        </w:rPr>
-        <w:t>Liste todos os produtos "</w:t>
-      </w:r>
-      <w:proofErr w:type="spellStart"/>
-      <w:r>
-        <w:rPr>
-          <w:rFonts w:ascii="Arial" w:hAnsi="Arial" w:cs="Arial"/>
-        </w:rPr>
-        <w:t>Smart</w:t>
-      </w:r>
-      <w:proofErr w:type="spellEnd"/>
-      <w:r>
-        <w:rPr>
-          <w:rFonts w:ascii="Arial" w:hAnsi="Arial" w:cs="Arial"/>
-        </w:rPr>
-        <w:t>"</w:t>
-      </w:r>
-      <w:bookmarkEnd w:id="2"/>
-    </w:p>
-    <w:p>
-      <w:pPr>
-        <w:pStyle w:val="PargrafodaLista"/>
-        <w:numPr>
-          <w:ilvl w:val="0"/>
-          <w:numId w:val="1"/>
-        </w:numPr>
-        <w:jc w:val="both"/>
-        <w:rPr>
-          <w:rFonts w:ascii="Arial" w:hAnsi="Arial" w:cs="Arial"/>
-        </w:rPr>
-      </w:pPr>
-      <w:r>
-        <w:rPr>
-          <w:rFonts w:ascii="Arial" w:hAnsi="Arial" w:cs="Arial"/>
-        </w:rPr>
-        <w:t>Liste os produtos cujo nome tem exatamente 5 caracteres</w:t>
-      </w:r>
-    </w:p>
-    <w:p>
-      <w:pPr>
-        <w:pStyle w:val="PargrafodaLista"/>
-        <w:numPr>
-          <w:ilvl w:val="0"/>
-          <w:numId w:val="1"/>
-        </w:numPr>
-        <w:jc w:val="both"/>
-        <w:rPr>
-          <w:rFonts w:ascii="Arial" w:hAnsi="Arial" w:cs="Arial"/>
-        </w:rPr>
-      </w:pPr>
-      <w:r>
-        <w:rPr>
-          <w:rFonts w:ascii="Arial" w:hAnsi="Arial" w:cs="Arial"/>
-        </w:rPr>
-        <w:t>Liste os produtos cujo nome tem pelo menos 5 caracteres</w:t>
-      </w:r>
-    </w:p>
-    <w:p>
-      <w:pPr>
-        <w:pStyle w:val="PargrafodaLista"/>
-        <w:numPr>
-          <w:ilvl w:val="0"/>
-          <w:numId w:val="1"/>
-        </w:numPr>
-        <w:jc w:val="both"/>
-        <w:rPr>
-          <w:rFonts w:ascii="Arial" w:hAnsi="Arial" w:cs="Arial"/>
-        </w:rPr>
-      </w:pPr>
-      <w:r>
-        <w:rPr>
-          <w:rFonts w:ascii="Arial" w:hAnsi="Arial" w:cs="Arial"/>
-        </w:rPr>
-        <w:t>Liste os produtos cujo nome tem no máximo 5 caracteres</w:t>
-      </w:r>
-    </w:p>
-    <w:p>
-      <w:pPr>
-        <w:pStyle w:val="PargrafodaLista"/>
-        <w:numPr>
-          <w:ilvl w:val="0"/>
-          <w:numId w:val="1"/>
-        </w:numPr>
-        <w:jc w:val="both"/>
-        <w:rPr>
-          <w:rFonts w:ascii="Arial" w:hAnsi="Arial" w:cs="Arial"/>
-        </w:rPr>
-      </w:pPr>
-      <w:bookmarkStart w:id="3" w:name="_Hlk199680275"/>
-      <w:r>
-        <w:rPr>
-          <w:rFonts w:ascii="Arial" w:hAnsi="Arial" w:cs="Arial"/>
-        </w:rPr>
-        <w:t>Mostre os clientes cujo CEP de moradia começa com "0" e o complemento do cep (3 últimos dígitos) também começ</w:t>
-      </w:r>
-      <w:r>
-        <w:rPr>
-          <w:rFonts w:ascii="Arial" w:hAnsi="Arial" w:cs="Arial"/>
-        </w:rPr>
-        <w:t>a</w:t>
-      </w:r>
-      <w:r>
-        <w:rPr>
-          <w:rFonts w:ascii="Arial" w:hAnsi="Arial" w:cs="Arial"/>
-        </w:rPr>
-        <w:t xml:space="preserve"> com "0".</w:t>
-      </w:r>
-      <w:bookmarkEnd w:id="3"/>
-    </w:p>
-    <w:p>
-      <w:pPr>
-        <w:pStyle w:val="PargrafodaLista"/>
-        <w:numPr>
-          <w:ilvl w:val="0"/>
-          <w:numId w:val="1"/>
-        </w:numPr>
-        <w:jc w:val="both"/>
-        <w:rPr>
-          <w:rFonts w:ascii="Arial" w:hAnsi="Arial" w:cs="Arial"/>
-        </w:rPr>
-      </w:pPr>
-      <w:r>
-        <w:rPr>
-          <w:rFonts w:ascii="Arial" w:hAnsi="Arial" w:cs="Arial"/>
-        </w:rPr>
-        <w:t>Quais clientes têm o sobrenome "Silva" em seu nome completo?</w:t>
-      </w:r>
-    </w:p>
-    <w:p>
-      <w:pPr>
-        <w:pStyle w:val="PargrafodaLista"/>
-        <w:numPr>
-          <w:ilvl w:val="0"/>
-          <w:numId w:val="1"/>
-        </w:numPr>
-        <w:jc w:val="both"/>
-        <w:rPr>
-          <w:rFonts w:ascii="Arial" w:hAnsi="Arial" w:cs="Arial"/>
-        </w:rPr>
-      </w:pPr>
-      <w:bookmarkStart w:id="4" w:name="_Hlk199742967"/>
+      <w:bookmarkStart w:id="5" w:name="_Hlk199742967"/>
       <w:r>
         <w:rPr>
           <w:rFonts w:ascii="Arial" w:hAnsi="Arial" w:cs="Arial"/>
@@ -675,8 +703,8 @@
           <w:rFonts w:ascii="Arial" w:hAnsi="Arial" w:cs="Arial"/>
         </w:rPr>
       </w:pPr>
-      <w:bookmarkStart w:id="5" w:name="_Hlk199743172"/>
-      <w:bookmarkEnd w:id="4"/>
+      <w:bookmarkStart w:id="6" w:name="_Hlk199743172"/>
+      <w:bookmarkEnd w:id="5"/>
       <w:r>
         <w:rPr>
           <w:rFonts w:ascii="Arial" w:hAnsi="Arial" w:cs="Arial"/>
@@ -695,7 +723,7 @@
         </w:rPr>
         <w:t xml:space="preserve"> o nome e o E-mail de todos os clientes VIP</w:t>
       </w:r>
-      <w:bookmarkEnd w:id="5"/>
+      <w:bookmarkEnd w:id="6"/>
       <w:r>
         <w:rPr>
           <w:rFonts w:ascii="Arial" w:hAnsi="Arial" w:cs="Arial"/>
@@ -715,7 +743,7 @@
           <w:rFonts w:ascii="Arial" w:hAnsi="Arial" w:cs="Arial"/>
         </w:rPr>
       </w:pPr>
-      <w:bookmarkStart w:id="6" w:name="_Hlk199744044"/>
+      <w:bookmarkStart w:id="7" w:name="_Hlk199744044"/>
       <w:r>
         <w:rPr>
           <w:rFonts w:ascii="Arial" w:hAnsi="Arial" w:cs="Arial"/>
@@ -723,7 +751,7 @@
         <w:t>Quais os clientes que só fizeram uma compra na nossa loja?</w:t>
       </w:r>
     </w:p>
-    <w:bookmarkEnd w:id="6"/>
+    <w:bookmarkEnd w:id="7"/>
     <w:p>
       <w:pPr>
         <w:pStyle w:val="PargrafodaLista"/>
@@ -761,7 +789,7 @@
           <w:rFonts w:ascii="Arial" w:hAnsi="Arial" w:cs="Arial"/>
         </w:rPr>
       </w:pPr>
-      <w:bookmarkStart w:id="7" w:name="_Hlk199965370"/>
+      <w:bookmarkStart w:id="8" w:name="_Hlk199965370"/>
       <w:r>
         <w:rPr>
           <w:rFonts w:ascii="Arial" w:hAnsi="Arial" w:cs="Arial"/>
@@ -781,7 +809,7 @@
         <w:t>s produtos que ele comprou</w:t>
       </w:r>
     </w:p>
-    <w:bookmarkEnd w:id="7"/>
+    <w:bookmarkEnd w:id="8"/>
     <w:p>
       <w:pPr>
         <w:pStyle w:val="PargrafodaLista"/>
@@ -1147,7 +1175,7 @@
           <w:rFonts w:ascii="Arial" w:hAnsi="Arial" w:cs="Arial"/>
         </w:rPr>
       </w:pPr>
-      <w:bookmarkStart w:id="8" w:name="_Hlk199778537"/>
+      <w:bookmarkStart w:id="9" w:name="_Hlk199778537"/>
       <w:r>
         <w:rPr>
           <w:rFonts w:ascii="Arial" w:hAnsi="Arial" w:cs="Arial"/>
@@ -1174,7 +1202,7 @@
         <w:t>Quais os produtos que têm o preço unitário superior ao preço médio de sua categoria?</w:t>
       </w:r>
     </w:p>
-    <w:bookmarkEnd w:id="8"/>
+    <w:bookmarkEnd w:id="9"/>
     <w:p>
       <w:pPr>
         <w:pStyle w:val="PargrafodaLista"/>
@@ -1229,29 +1257,43 @@
         <w:rPr>
           <w:rFonts w:ascii="Arial" w:hAnsi="Arial" w:cs="Arial"/>
         </w:rPr>
-        <w:t>Liste todas as pessoas que tem algum relacionamento com a empresa e qual é esse relacionamento</w:t>
-      </w:r>
-    </w:p>
-    <w:p>
-      <w:pPr>
-        <w:pStyle w:val="PargrafodaLista"/>
-        <w:numPr>
-          <w:ilvl w:val="0"/>
-          <w:numId w:val="1"/>
-        </w:numPr>
-        <w:jc w:val="both"/>
-        <w:rPr>
-          <w:rFonts w:ascii="Arial" w:hAnsi="Arial" w:cs="Arial"/>
-        </w:rPr>
-      </w:pPr>
-      <w:bookmarkStart w:id="9" w:name="_Hlk200183669"/>
+        <w:t xml:space="preserve">Liste todas as pessoas que </w:t>
+      </w:r>
+      <w:proofErr w:type="gramStart"/>
+      <w:r>
+        <w:rPr>
+          <w:rFonts w:ascii="Arial" w:hAnsi="Arial" w:cs="Arial"/>
+        </w:rPr>
+        <w:t>tem</w:t>
+      </w:r>
+      <w:proofErr w:type="gramEnd"/>
+      <w:r>
+        <w:rPr>
+          <w:rFonts w:ascii="Arial" w:hAnsi="Arial" w:cs="Arial"/>
+        </w:rPr>
+        <w:t xml:space="preserve"> algum relacionamento com a empresa e qual é esse relacionamento</w:t>
+      </w:r>
+    </w:p>
+    <w:p>
+      <w:pPr>
+        <w:pStyle w:val="PargrafodaLista"/>
+        <w:numPr>
+          <w:ilvl w:val="0"/>
+          <w:numId w:val="1"/>
+        </w:numPr>
+        <w:jc w:val="both"/>
+        <w:rPr>
+          <w:rFonts w:ascii="Arial" w:hAnsi="Arial" w:cs="Arial"/>
+        </w:rPr>
+      </w:pPr>
+      <w:bookmarkStart w:id="10" w:name="_Hlk200183669"/>
       <w:r>
         <w:rPr>
           <w:rFonts w:ascii="Arial" w:hAnsi="Arial" w:cs="Arial"/>
         </w:rPr>
         <w:t>Liste o produto e a evolução de seu preço ao longo do tempo</w:t>
       </w:r>
-      <w:bookmarkEnd w:id="9"/>
+      <w:bookmarkEnd w:id="10"/>
     </w:p>
     <w:p>
       <w:pPr>
@@ -1674,7 +1716,7 @@
         </mc:Choice>
         <mc:Fallback>
           <w:pict>
-            <v:line w14:anchorId="4F2E575F" id="Conector reto 2" o:spid="_x0000_s1026" style="position:absolute;flip:y;z-index:251659264;visibility:visible;mso-wrap-style:square;mso-width-percent:0;mso-height-percent:0;mso-wrap-distance-left:9pt;mso-wrap-distance-top:0;mso-wrap-distance-right:9pt;mso-wrap-distance-bottom:0;mso-position-horizontal:absolute;mso-position-horizontal-relative:margin;mso-position-vertical:absolute;mso-position-vertical-relative:margin;mso-width-percent:0;mso-height-percent:0;mso-width-relative:margin;mso-height-relative:margin" from="4.4pt,-7.35pt" to="425.65pt,-7.05pt" o:gfxdata="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" strokeweight="2.5pt">
+            <v:line w14:anchorId="5E4AFD56" id="Conector reto 2" o:spid="_x0000_s1026" style="position:absolute;flip:y;z-index:251659264;visibility:visible;mso-wrap-style:square;mso-width-percent:0;mso-height-percent:0;mso-wrap-distance-left:9pt;mso-wrap-distance-top:0;mso-wrap-distance-right:9pt;mso-wrap-distance-bottom:0;mso-position-horizontal:absolute;mso-position-horizontal-relative:margin;mso-position-vertical:absolute;mso-position-vertical-relative:margin;mso-width-percent:0;mso-height-percent:0;mso-width-relative:margin;mso-height-relative:margin" from="4.4pt,-7.35pt" to="425.65pt,-7.05pt" o:gfxdata="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" strokeweight="2.5pt">
               <v:stroke linestyle="thinThick" joinstyle="miter"/>
               <w10:wrap anchorx="margin" anchory="margin"/>
             </v:line>

--- a/Lista/Pergutas/Lista 01.docx
+++ b/Lista/Pergutas/Lista 01.docx
@@ -483,6 +483,31 @@
         <w:rPr>
           <w:rFonts w:ascii="Arial" w:hAnsi="Arial" w:cs="Arial"/>
         </w:rPr>
+        <w:t>Quais</w:t>
+      </w:r>
+      <w:r>
+        <w:rPr>
+          <w:rFonts w:ascii="Arial" w:hAnsi="Arial" w:cs="Arial"/>
+        </w:rPr>
+        <w:t xml:space="preserve"> pedidos foram entregues atrasados</w:t>
+      </w:r>
+    </w:p>
+    <w:p>
+      <w:pPr>
+        <w:pStyle w:val="PargrafodaLista"/>
+        <w:numPr>
+          <w:ilvl w:val="0"/>
+          <w:numId w:val="1"/>
+        </w:numPr>
+        <w:jc w:val="both"/>
+        <w:rPr>
+          <w:rFonts w:ascii="Arial" w:hAnsi="Arial" w:cs="Arial"/>
+        </w:rPr>
+      </w:pPr>
+      <w:r>
+        <w:rPr>
+          <w:rFonts w:ascii="Arial" w:hAnsi="Arial" w:cs="Arial"/>
+        </w:rPr>
         <w:t>Quantos pedidos que foram pagos, mas ainda não enviados</w:t>
       </w:r>
     </w:p>
@@ -502,25 +527,6 @@
         <w:rPr>
           <w:rFonts w:ascii="Arial" w:hAnsi="Arial" w:cs="Arial"/>
         </w:rPr>
-        <w:t>Quantos pedidos foram entregues atrasados</w:t>
-      </w:r>
-    </w:p>
-    <w:p>
-      <w:pPr>
-        <w:pStyle w:val="PargrafodaLista"/>
-        <w:numPr>
-          <w:ilvl w:val="0"/>
-          <w:numId w:val="1"/>
-        </w:numPr>
-        <w:jc w:val="both"/>
-        <w:rPr>
-          <w:rFonts w:ascii="Arial" w:hAnsi="Arial" w:cs="Arial"/>
-        </w:rPr>
-      </w:pPr>
-      <w:r>
-        <w:rPr>
-          <w:rFonts w:ascii="Arial" w:hAnsi="Arial" w:cs="Arial"/>
-        </w:rPr>
         <w:t>Quantas venda foram feitas até o momento?</w:t>
       </w:r>
     </w:p>
@@ -571,7 +577,19 @@
         <w:rPr>
           <w:rFonts w:ascii="Arial" w:hAnsi="Arial" w:cs="Arial"/>
         </w:rPr>
-        <w:t xml:space="preserve"> de cliente mais novo?</w:t>
+        <w:t xml:space="preserve"> de cliente mais novo</w:t>
+      </w:r>
+      <w:r>
+        <w:rPr>
+          <w:rFonts w:ascii="Arial" w:hAnsi="Arial" w:cs="Arial"/>
+        </w:rPr>
+        <w:t xml:space="preserve"> e do mais velho</w:t>
+      </w:r>
+      <w:r>
+        <w:rPr>
+          <w:rFonts w:ascii="Arial" w:hAnsi="Arial" w:cs="Arial"/>
+        </w:rPr>
+        <w:t>?</w:t>
       </w:r>
     </w:p>
     <w:p>
@@ -632,6 +650,18 @@
         <w:t>E o tempo médio de cada transpor</w:t>
       </w:r>
       <w:bookmarkEnd w:id="4"/>
+      <w:r>
+        <w:rPr>
+          <w:rFonts w:ascii="Arial" w:hAnsi="Arial" w:cs="Arial"/>
+        </w:rPr>
+        <w:t>t</w:t>
+      </w:r>
+      <w:r>
+        <w:rPr>
+          <w:rFonts w:ascii="Arial" w:hAnsi="Arial" w:cs="Arial"/>
+        </w:rPr>
+        <w:t>adora</w:t>
+      </w:r>
     </w:p>
     <w:p>
       <w:pPr>
@@ -703,7 +733,28 @@
           <w:rFonts w:ascii="Arial" w:hAnsi="Arial" w:cs="Arial"/>
         </w:rPr>
       </w:pPr>
-      <w:bookmarkStart w:id="6" w:name="_Hlk199743172"/>
+      <w:bookmarkStart w:id="6" w:name="_Hlk199965370"/>
+      <w:r>
+        <w:rPr>
+          <w:rFonts w:ascii="Arial" w:hAnsi="Arial" w:cs="Arial"/>
+        </w:rPr>
+        <w:t>Liste os clientes e os produtos que ele comprou</w:t>
+      </w:r>
+      <w:bookmarkEnd w:id="6"/>
+    </w:p>
+    <w:p>
+      <w:pPr>
+        <w:pStyle w:val="PargrafodaLista"/>
+        <w:numPr>
+          <w:ilvl w:val="0"/>
+          <w:numId w:val="1"/>
+        </w:numPr>
+        <w:jc w:val="both"/>
+        <w:rPr>
+          <w:rFonts w:ascii="Arial" w:hAnsi="Arial" w:cs="Arial"/>
+        </w:rPr>
+      </w:pPr>
+      <w:bookmarkStart w:id="7" w:name="_Hlk199743172"/>
       <w:bookmarkEnd w:id="5"/>
       <w:r>
         <w:rPr>
@@ -723,7 +774,7 @@
         </w:rPr>
         <w:t xml:space="preserve"> o nome e o E-mail de todos os clientes VIP</w:t>
       </w:r>
-      <w:bookmarkEnd w:id="6"/>
+      <w:bookmarkEnd w:id="7"/>
       <w:r>
         <w:rPr>
           <w:rFonts w:ascii="Arial" w:hAnsi="Arial" w:cs="Arial"/>
@@ -743,7 +794,7 @@
           <w:rFonts w:ascii="Arial" w:hAnsi="Arial" w:cs="Arial"/>
         </w:rPr>
       </w:pPr>
-      <w:bookmarkStart w:id="7" w:name="_Hlk199744044"/>
+      <w:bookmarkStart w:id="8" w:name="_Hlk199744044"/>
       <w:r>
         <w:rPr>
           <w:rFonts w:ascii="Arial" w:hAnsi="Arial" w:cs="Arial"/>
@@ -751,7 +802,7 @@
         <w:t>Quais os clientes que só fizeram uma compra na nossa loja?</w:t>
       </w:r>
     </w:p>
-    <w:bookmarkEnd w:id="7"/>
+    <w:bookmarkEnd w:id="8"/>
     <w:p>
       <w:pPr>
         <w:pStyle w:val="PargrafodaLista"/>
@@ -777,39 +828,6 @@
         <w:t xml:space="preserve"> necessitam de serem comprados</w:t>
       </w:r>
     </w:p>
-    <w:p>
-      <w:pPr>
-        <w:pStyle w:val="PargrafodaLista"/>
-        <w:numPr>
-          <w:ilvl w:val="0"/>
-          <w:numId w:val="1"/>
-        </w:numPr>
-        <w:jc w:val="both"/>
-        <w:rPr>
-          <w:rFonts w:ascii="Arial" w:hAnsi="Arial" w:cs="Arial"/>
-        </w:rPr>
-      </w:pPr>
-      <w:bookmarkStart w:id="8" w:name="_Hlk199965370"/>
-      <w:r>
-        <w:rPr>
-          <w:rFonts w:ascii="Arial" w:hAnsi="Arial" w:cs="Arial"/>
-        </w:rPr>
-        <w:t xml:space="preserve">Liste os clientes e </w:t>
-      </w:r>
-      <w:r>
-        <w:rPr>
-          <w:rFonts w:ascii="Arial" w:hAnsi="Arial" w:cs="Arial"/>
-        </w:rPr>
-        <w:t>o</w:t>
-      </w:r>
-      <w:r>
-        <w:rPr>
-          <w:rFonts w:ascii="Arial" w:hAnsi="Arial" w:cs="Arial"/>
-        </w:rPr>
-        <w:t>s produtos que ele comprou</w:t>
-      </w:r>
-    </w:p>
-    <w:bookmarkEnd w:id="8"/>
     <w:p>
       <w:pPr>
         <w:pStyle w:val="PargrafodaLista"/>

--- a/Lista/Pergutas/Lista 01.docx
+++ b/Lista/Pergutas/Lista 01.docx
@@ -713,7 +713,180 @@
           <w:rFonts w:ascii="Arial" w:hAnsi="Arial" w:cs="Arial"/>
         </w:rPr>
       </w:pPr>
-      <w:bookmarkStart w:id="5" w:name="_Hlk199742967"/>
+      <w:bookmarkStart w:id="5" w:name="_Hlk201900371"/>
+      <w:r>
+        <w:rPr>
+          <w:rFonts w:ascii="Arial" w:hAnsi="Arial" w:cs="Arial"/>
+        </w:rPr>
+        <w:t>Quais os</w:t>
+      </w:r>
+      <w:r>
+        <w:rPr>
+          <w:rFonts w:ascii="Arial" w:hAnsi="Arial" w:cs="Arial"/>
+        </w:rPr>
+        <w:t xml:space="preserve"> clientes que residem </w:t>
+      </w:r>
+      <w:r>
+        <w:rPr>
+          <w:rFonts w:ascii="Arial" w:hAnsi="Arial" w:cs="Arial"/>
+        </w:rPr>
+        <w:t xml:space="preserve">no </w:t>
+      </w:r>
+      <w:r>
+        <w:rPr>
+          <w:rFonts w:ascii="Arial" w:hAnsi="Arial" w:cs="Arial"/>
+        </w:rPr>
+        <w:t>país ‘</w:t>
+      </w:r>
+      <w:r>
+        <w:rPr>
+          <w:rFonts w:ascii="Arial" w:hAnsi="Arial" w:cs="Arial"/>
+        </w:rPr>
+        <w:t>B</w:t>
+      </w:r>
+      <w:r>
+        <w:rPr>
+          <w:rFonts w:ascii="Arial" w:hAnsi="Arial" w:cs="Arial"/>
+        </w:rPr>
+        <w:t>R</w:t>
+      </w:r>
+      <w:r>
+        <w:rPr>
+          <w:rFonts w:ascii="Arial" w:hAnsi="Arial" w:cs="Arial"/>
+        </w:rPr>
+        <w:t>'</w:t>
+      </w:r>
+      <w:r>
+        <w:rPr>
+          <w:rFonts w:ascii="Arial" w:hAnsi="Arial" w:cs="Arial"/>
+        </w:rPr>
+        <w:t xml:space="preserve"> </w:t>
+      </w:r>
+      <w:r>
+        <w:rPr>
+          <w:rFonts w:ascii="Arial" w:hAnsi="Arial" w:cs="Arial"/>
+        </w:rPr>
+        <w:t xml:space="preserve">e </w:t>
+      </w:r>
+      <w:r>
+        <w:rPr>
+          <w:rFonts w:ascii="Arial" w:hAnsi="Arial" w:cs="Arial"/>
+        </w:rPr>
+        <w:t>nos estados de</w:t>
+      </w:r>
+      <w:r>
+        <w:rPr>
+          <w:rFonts w:ascii="Arial" w:hAnsi="Arial" w:cs="Arial"/>
+        </w:rPr>
+        <w:t>, '</w:t>
+      </w:r>
+      <w:r>
+        <w:rPr>
+          <w:rFonts w:ascii="Arial" w:hAnsi="Arial" w:cs="Arial"/>
+        </w:rPr>
+        <w:t>P</w:t>
+      </w:r>
+      <w:r>
+        <w:rPr>
+          <w:rFonts w:ascii="Arial" w:hAnsi="Arial" w:cs="Arial"/>
+        </w:rPr>
+        <w:t>E</w:t>
+      </w:r>
+      <w:proofErr w:type="gramStart"/>
+      <w:r>
+        <w:rPr>
+          <w:rFonts w:ascii="Arial" w:hAnsi="Arial" w:cs="Arial"/>
+        </w:rPr>
+        <w:t xml:space="preserve">' </w:t>
+      </w:r>
+      <w:r>
+        <w:rPr>
+          <w:rFonts w:ascii="Arial" w:hAnsi="Arial" w:cs="Arial"/>
+        </w:rPr>
+        <w:t>,</w:t>
+      </w:r>
+      <w:proofErr w:type="gramEnd"/>
+      <w:r>
+        <w:rPr>
+          <w:rFonts w:ascii="Arial" w:hAnsi="Arial" w:cs="Arial"/>
+        </w:rPr>
+        <w:t xml:space="preserve"> </w:t>
+      </w:r>
+      <w:r>
+        <w:rPr>
+          <w:rFonts w:ascii="Arial" w:hAnsi="Arial" w:cs="Arial"/>
+        </w:rPr>
+        <w:t>'</w:t>
+      </w:r>
+      <w:r>
+        <w:rPr>
+          <w:rFonts w:ascii="Arial" w:hAnsi="Arial" w:cs="Arial"/>
+        </w:rPr>
+        <w:t>A</w:t>
+      </w:r>
+      <w:r>
+        <w:rPr>
+          <w:rFonts w:ascii="Arial" w:hAnsi="Arial" w:cs="Arial"/>
+        </w:rPr>
+        <w:t>L</w:t>
+      </w:r>
+      <w:r>
+        <w:rPr>
+          <w:rFonts w:ascii="Arial" w:hAnsi="Arial" w:cs="Arial"/>
+        </w:rPr>
+        <w:t>'</w:t>
+      </w:r>
+      <w:r>
+        <w:rPr>
+          <w:rFonts w:ascii="Arial" w:hAnsi="Arial" w:cs="Arial"/>
+        </w:rPr>
+        <w:t xml:space="preserve"> </w:t>
+      </w:r>
+      <w:r>
+        <w:rPr>
+          <w:rFonts w:ascii="Arial" w:hAnsi="Arial" w:cs="Arial"/>
+        </w:rPr>
+        <w:t xml:space="preserve">e </w:t>
+      </w:r>
+      <w:r>
+        <w:rPr>
+          <w:rFonts w:ascii="Arial" w:hAnsi="Arial" w:cs="Arial"/>
+        </w:rPr>
+        <w:t>‘B</w:t>
+      </w:r>
+      <w:r>
+        <w:rPr>
+          <w:rFonts w:ascii="Arial" w:hAnsi="Arial" w:cs="Arial"/>
+        </w:rPr>
+        <w:t>A</w:t>
+      </w:r>
+      <w:r>
+        <w:rPr>
+          <w:rFonts w:ascii="Arial" w:hAnsi="Arial" w:cs="Arial"/>
+        </w:rPr>
+        <w:t xml:space="preserve">’ </w:t>
+      </w:r>
+      <w:r>
+        <w:rPr>
+          <w:rFonts w:ascii="Arial" w:hAnsi="Arial" w:cs="Arial"/>
+        </w:rPr>
+        <w:t xml:space="preserve"> </w:t>
+      </w:r>
+    </w:p>
+    <w:p>
+      <w:pPr>
+        <w:pStyle w:val="PargrafodaLista"/>
+        <w:numPr>
+          <w:ilvl w:val="0"/>
+          <w:numId w:val="1"/>
+        </w:numPr>
+        <w:jc w:val="both"/>
+        <w:rPr>
+          <w:rFonts w:ascii="Arial" w:hAnsi="Arial" w:cs="Arial"/>
+        </w:rPr>
+      </w:pPr>
+      <w:bookmarkStart w:id="6" w:name="_Hlk199742967"/>
+      <w:bookmarkEnd w:id="5"/>
       <w:r>
         <w:rPr>
           <w:rFonts w:ascii="Arial" w:hAnsi="Arial" w:cs="Arial"/>
@@ -733,29 +906,29 @@
           <w:rFonts w:ascii="Arial" w:hAnsi="Arial" w:cs="Arial"/>
         </w:rPr>
       </w:pPr>
-      <w:bookmarkStart w:id="6" w:name="_Hlk199965370"/>
+      <w:bookmarkStart w:id="7" w:name="_Hlk199965370"/>
       <w:r>
         <w:rPr>
           <w:rFonts w:ascii="Arial" w:hAnsi="Arial" w:cs="Arial"/>
         </w:rPr>
         <w:t>Liste os clientes e os produtos que ele comprou</w:t>
       </w:r>
+      <w:bookmarkEnd w:id="7"/>
+    </w:p>
+    <w:p>
+      <w:pPr>
+        <w:pStyle w:val="PargrafodaLista"/>
+        <w:numPr>
+          <w:ilvl w:val="0"/>
+          <w:numId w:val="1"/>
+        </w:numPr>
+        <w:jc w:val="both"/>
+        <w:rPr>
+          <w:rFonts w:ascii="Arial" w:hAnsi="Arial" w:cs="Arial"/>
+        </w:rPr>
+      </w:pPr>
+      <w:bookmarkStart w:id="8" w:name="_Hlk199743172"/>
       <w:bookmarkEnd w:id="6"/>
-    </w:p>
-    <w:p>
-      <w:pPr>
-        <w:pStyle w:val="PargrafodaLista"/>
-        <w:numPr>
-          <w:ilvl w:val="0"/>
-          <w:numId w:val="1"/>
-        </w:numPr>
-        <w:jc w:val="both"/>
-        <w:rPr>
-          <w:rFonts w:ascii="Arial" w:hAnsi="Arial" w:cs="Arial"/>
-        </w:rPr>
-      </w:pPr>
-      <w:bookmarkStart w:id="7" w:name="_Hlk199743172"/>
-      <w:bookmarkEnd w:id="5"/>
       <w:r>
         <w:rPr>
           <w:rFonts w:ascii="Arial" w:hAnsi="Arial" w:cs="Arial"/>
@@ -774,7 +947,7 @@
         </w:rPr>
         <w:t xml:space="preserve"> o nome e o E-mail de todos os clientes VIP</w:t>
       </w:r>
-      <w:bookmarkEnd w:id="7"/>
+      <w:bookmarkEnd w:id="8"/>
       <w:r>
         <w:rPr>
           <w:rFonts w:ascii="Arial" w:hAnsi="Arial" w:cs="Arial"/>
@@ -794,7 +967,7 @@
           <w:rFonts w:ascii="Arial" w:hAnsi="Arial" w:cs="Arial"/>
         </w:rPr>
       </w:pPr>
-      <w:bookmarkStart w:id="8" w:name="_Hlk199744044"/>
+      <w:bookmarkStart w:id="9" w:name="_Hlk199744044"/>
       <w:r>
         <w:rPr>
           <w:rFonts w:ascii="Arial" w:hAnsi="Arial" w:cs="Arial"/>
@@ -802,7 +975,7 @@
         <w:t>Quais os clientes que só fizeram uma compra na nossa loja?</w:t>
       </w:r>
     </w:p>
-    <w:bookmarkEnd w:id="8"/>
+    <w:bookmarkEnd w:id="9"/>
     <w:p>
       <w:pPr>
         <w:pStyle w:val="PargrafodaLista"/>
@@ -863,56 +1036,439 @@
         <w:rPr>
           <w:rFonts w:ascii="Arial" w:hAnsi="Arial" w:cs="Arial"/>
         </w:rPr>
-        <w:t>Quais os</w:t>
-      </w:r>
-      <w:r>
-        <w:rPr>
-          <w:rFonts w:ascii="Arial" w:hAnsi="Arial" w:cs="Arial"/>
-        </w:rPr>
-        <w:t xml:space="preserve"> clientes que residem </w:t>
-      </w:r>
-      <w:r>
-        <w:rPr>
-          <w:rFonts w:ascii="Arial" w:hAnsi="Arial" w:cs="Arial"/>
-        </w:rPr>
-        <w:t xml:space="preserve">no Brasil e </w:t>
-      </w:r>
-      <w:r>
-        <w:rPr>
-          <w:rFonts w:ascii="Arial" w:hAnsi="Arial" w:cs="Arial"/>
-        </w:rPr>
-        <w:t xml:space="preserve">nos estados de </w:t>
-      </w:r>
-      <w:r>
-        <w:rPr>
-          <w:rFonts w:ascii="Arial" w:hAnsi="Arial" w:cs="Arial"/>
-        </w:rPr>
-        <w:t>'Rio Grande do Sul', 'Santa Catarina' e 'Paraná'</w:t>
-      </w:r>
-      <w:r>
-        <w:rPr>
-          <w:rFonts w:ascii="Arial" w:hAnsi="Arial" w:cs="Arial"/>
-        </w:rPr>
-        <w:t xml:space="preserve"> </w:t>
-      </w:r>
-    </w:p>
-    <w:p>
-      <w:pPr>
-        <w:pStyle w:val="PargrafodaLista"/>
-        <w:numPr>
-          <w:ilvl w:val="0"/>
-          <w:numId w:val="1"/>
-        </w:numPr>
-        <w:jc w:val="both"/>
-        <w:rPr>
-          <w:rFonts w:ascii="Arial" w:hAnsi="Arial" w:cs="Arial"/>
-        </w:rPr>
-      </w:pPr>
-      <w:r>
-        <w:rPr>
-          <w:rFonts w:ascii="Arial" w:hAnsi="Arial" w:cs="Arial"/>
-        </w:rPr>
-        <w:lastRenderedPageBreak/>
+        <w:t>Liste os produtos que nunca foram pedidos.</w:t>
+      </w:r>
+    </w:p>
+    <w:p>
+      <w:pPr>
+        <w:pStyle w:val="PargrafodaLista"/>
+        <w:numPr>
+          <w:ilvl w:val="0"/>
+          <w:numId w:val="1"/>
+        </w:numPr>
+        <w:jc w:val="both"/>
+        <w:rPr>
+          <w:rFonts w:ascii="Arial" w:hAnsi="Arial" w:cs="Arial"/>
+        </w:rPr>
+      </w:pPr>
+      <w:bookmarkStart w:id="10" w:name="_Hlk201901157"/>
+      <w:r>
+        <w:rPr>
+          <w:rFonts w:ascii="Arial" w:hAnsi="Arial" w:cs="Arial"/>
+        </w:rPr>
+        <w:t>Quem são os cliente</w:t>
+      </w:r>
+      <w:r>
+        <w:rPr>
+          <w:rFonts w:ascii="Arial" w:hAnsi="Arial" w:cs="Arial"/>
+        </w:rPr>
+        <w:t>s</w:t>
+      </w:r>
+      <w:r>
+        <w:rPr>
+          <w:rFonts w:ascii="Arial" w:hAnsi="Arial" w:cs="Arial"/>
+        </w:rPr>
+        <w:t xml:space="preserve"> com mais e menos idade?</w:t>
+      </w:r>
+      <w:bookmarkEnd w:id="10"/>
+    </w:p>
+    <w:p>
+      <w:pPr>
+        <w:pStyle w:val="PargrafodaLista"/>
+        <w:numPr>
+          <w:ilvl w:val="0"/>
+          <w:numId w:val="1"/>
+        </w:numPr>
+        <w:jc w:val="both"/>
+        <w:rPr>
+          <w:rFonts w:ascii="Arial" w:hAnsi="Arial" w:cs="Arial"/>
+        </w:rPr>
+      </w:pPr>
+      <w:bookmarkStart w:id="11" w:name="_Hlk201901455"/>
+      <w:r>
+        <w:rPr>
+          <w:rFonts w:ascii="Arial" w:hAnsi="Arial" w:cs="Arial"/>
+        </w:rPr>
+        <w:t>Q</w:t>
+      </w:r>
+      <w:r>
+        <w:rPr>
+          <w:rFonts w:ascii="Arial" w:hAnsi="Arial" w:cs="Arial"/>
+        </w:rPr>
+        <w:t>ua</w:t>
+      </w:r>
+      <w:r>
+        <w:rPr>
+          <w:rFonts w:ascii="Arial" w:hAnsi="Arial" w:cs="Arial"/>
+        </w:rPr>
+        <w:t>is</w:t>
+      </w:r>
+      <w:r>
+        <w:rPr>
+          <w:rFonts w:ascii="Arial" w:hAnsi="Arial" w:cs="Arial"/>
+        </w:rPr>
+        <w:t xml:space="preserve"> são as categorias que foram compradas por clientes na </w:t>
+      </w:r>
+      <w:r>
+        <w:rPr>
+          <w:rFonts w:ascii="Arial" w:hAnsi="Arial" w:cs="Arial"/>
+        </w:rPr>
+        <w:t>A</w:t>
+      </w:r>
+      <w:r>
+        <w:rPr>
+          <w:rFonts w:ascii="Arial" w:hAnsi="Arial" w:cs="Arial"/>
+        </w:rPr>
+        <w:t>lbânia</w:t>
+      </w:r>
+      <w:r>
+        <w:rPr>
+          <w:rFonts w:ascii="Arial" w:hAnsi="Arial" w:cs="Arial"/>
+        </w:rPr>
+        <w:t>?</w:t>
+      </w:r>
+      <w:bookmarkEnd w:id="11"/>
+    </w:p>
+    <w:p>
+      <w:pPr>
+        <w:pStyle w:val="PargrafodaLista"/>
+        <w:numPr>
+          <w:ilvl w:val="0"/>
+          <w:numId w:val="1"/>
+        </w:numPr>
+        <w:jc w:val="both"/>
+        <w:rPr>
+          <w:rFonts w:ascii="Arial" w:hAnsi="Arial" w:cs="Arial"/>
+        </w:rPr>
+      </w:pPr>
+      <w:bookmarkStart w:id="12" w:name="_Hlk201901884"/>
+      <w:r>
+        <w:rPr>
+          <w:rFonts w:ascii="Arial" w:hAnsi="Arial" w:cs="Arial"/>
+        </w:rPr>
+        <w:t xml:space="preserve">Quais são os produtos que nunca foram comprados por clientes </w:t>
+      </w:r>
+      <w:r>
+        <w:rPr>
+          <w:rFonts w:ascii="Arial" w:hAnsi="Arial" w:cs="Arial"/>
+        </w:rPr>
+        <w:t>no</w:t>
+      </w:r>
+      <w:r>
+        <w:rPr>
+          <w:rFonts w:ascii="Arial" w:hAnsi="Arial" w:cs="Arial"/>
+        </w:rPr>
+        <w:t xml:space="preserve"> Congo?</w:t>
+      </w:r>
+      <w:bookmarkEnd w:id="12"/>
+    </w:p>
+    <w:p>
+      <w:pPr>
+        <w:pStyle w:val="PargrafodaLista"/>
+        <w:numPr>
+          <w:ilvl w:val="0"/>
+          <w:numId w:val="1"/>
+        </w:numPr>
+        <w:jc w:val="both"/>
+        <w:rPr>
+          <w:rFonts w:ascii="Arial" w:hAnsi="Arial" w:cs="Arial"/>
+        </w:rPr>
+      </w:pPr>
+      <w:bookmarkStart w:id="13" w:name="_Hlk201902294"/>
+      <w:r>
+        <w:rPr>
+          <w:rFonts w:ascii="Arial" w:hAnsi="Arial" w:cs="Arial"/>
+        </w:rPr>
+        <w:t>Q</w:t>
+      </w:r>
+      <w:r>
+        <w:rPr>
+          <w:rFonts w:ascii="Arial" w:hAnsi="Arial" w:cs="Arial"/>
+        </w:rPr>
+        <w:t xml:space="preserve">ual a </w:t>
+      </w:r>
+      <w:r>
+        <w:rPr>
+          <w:rFonts w:ascii="Arial" w:hAnsi="Arial" w:cs="Arial"/>
+        </w:rPr>
+        <w:t>tr</w:t>
+      </w:r>
+      <w:r>
+        <w:rPr>
+          <w:rFonts w:ascii="Arial" w:hAnsi="Arial" w:cs="Arial"/>
+        </w:rPr>
+        <w:t>ansportadora que mais tran</w:t>
+      </w:r>
+      <w:r>
+        <w:rPr>
+          <w:rFonts w:ascii="Arial" w:hAnsi="Arial" w:cs="Arial"/>
+        </w:rPr>
+        <w:t>s</w:t>
+      </w:r>
+      <w:r>
+        <w:rPr>
+          <w:rFonts w:ascii="Arial" w:hAnsi="Arial" w:cs="Arial"/>
+        </w:rPr>
+        <w:t xml:space="preserve">porte fez para a </w:t>
+      </w:r>
+      <w:r>
+        <w:rPr>
+          <w:rFonts w:ascii="Arial" w:hAnsi="Arial" w:cs="Arial"/>
+        </w:rPr>
+        <w:t>Ar</w:t>
+      </w:r>
+      <w:r>
+        <w:rPr>
+          <w:rFonts w:ascii="Arial" w:hAnsi="Arial" w:cs="Arial"/>
+        </w:rPr>
+        <w:t>gentina</w:t>
+      </w:r>
+      <w:r>
+        <w:rPr>
+          <w:rFonts w:ascii="Arial" w:hAnsi="Arial" w:cs="Arial"/>
+        </w:rPr>
+        <w:t>?</w:t>
+      </w:r>
+      <w:bookmarkEnd w:id="13"/>
+    </w:p>
+    <w:p>
+      <w:pPr>
+        <w:pStyle w:val="PargrafodaLista"/>
+        <w:numPr>
+          <w:ilvl w:val="0"/>
+          <w:numId w:val="1"/>
+        </w:numPr>
+        <w:jc w:val="both"/>
+        <w:rPr>
+          <w:rFonts w:ascii="Arial" w:hAnsi="Arial" w:cs="Arial"/>
+        </w:rPr>
+      </w:pPr>
+      <w:bookmarkStart w:id="14" w:name="_Hlk199778537"/>
+      <w:r>
+        <w:rPr>
+          <w:rFonts w:ascii="Arial" w:hAnsi="Arial" w:cs="Arial"/>
+        </w:rPr>
+        <w:t>Liste o nome do supervisor e seus subordinados</w:t>
+      </w:r>
+    </w:p>
+    <w:p>
+      <w:pPr>
+        <w:pStyle w:val="PargrafodaLista"/>
+        <w:numPr>
+          <w:ilvl w:val="0"/>
+          <w:numId w:val="1"/>
+        </w:numPr>
+        <w:jc w:val="both"/>
+        <w:rPr>
+          <w:rFonts w:ascii="Arial" w:hAnsi="Arial" w:cs="Arial"/>
+        </w:rPr>
+      </w:pPr>
+      <w:r>
+        <w:rPr>
+          <w:rFonts w:ascii="Arial" w:hAnsi="Arial" w:cs="Arial"/>
+        </w:rPr>
+        <w:t>Quais os produtos que têm o preço unitário superior ao preço médio de sua categoria?</w:t>
+      </w:r>
+    </w:p>
+    <w:bookmarkEnd w:id="14"/>
+    <w:p>
+      <w:pPr>
+        <w:pStyle w:val="PargrafodaLista"/>
+        <w:numPr>
+          <w:ilvl w:val="0"/>
+          <w:numId w:val="1"/>
+        </w:numPr>
+        <w:jc w:val="both"/>
+        <w:rPr>
+          <w:rFonts w:ascii="Arial" w:hAnsi="Arial" w:cs="Arial"/>
+        </w:rPr>
+      </w:pPr>
+      <w:r>
+        <w:rPr>
+          <w:rFonts w:ascii="Arial" w:hAnsi="Arial" w:cs="Arial"/>
+        </w:rPr>
+        <w:t>Qual o faturamento por país considerando os descontos?</w:t>
+      </w:r>
+    </w:p>
+    <w:p>
+      <w:pPr>
+        <w:pStyle w:val="PargrafodaLista"/>
+        <w:numPr>
+          <w:ilvl w:val="0"/>
+          <w:numId w:val="1"/>
+        </w:numPr>
+        <w:jc w:val="both"/>
+        <w:rPr>
+          <w:rFonts w:ascii="Arial" w:hAnsi="Arial" w:cs="Arial"/>
+        </w:rPr>
+      </w:pPr>
+      <w:r>
+        <w:rPr>
+          <w:rFonts w:ascii="Arial" w:hAnsi="Arial" w:cs="Arial"/>
+        </w:rPr>
+        <w:t>Considerando o valor final do pedido qual vendedor tem a maior média de venda?</w:t>
+      </w:r>
+    </w:p>
+    <w:p>
+      <w:pPr>
+        <w:pStyle w:val="PargrafodaLista"/>
+        <w:numPr>
+          <w:ilvl w:val="0"/>
+          <w:numId w:val="1"/>
+        </w:numPr>
+        <w:jc w:val="both"/>
+        <w:rPr>
+          <w:rFonts w:ascii="Arial" w:hAnsi="Arial" w:cs="Arial"/>
+        </w:rPr>
+      </w:pPr>
+      <w:r>
+        <w:rPr>
+          <w:rFonts w:ascii="Arial" w:hAnsi="Arial" w:cs="Arial"/>
+        </w:rPr>
+        <w:t>Liste todas as pessoas que t</w:t>
+      </w:r>
+      <w:r>
+        <w:rPr>
+          <w:rFonts w:ascii="Arial" w:hAnsi="Arial" w:cs="Arial"/>
+        </w:rPr>
+        <w:t>ê</w:t>
+      </w:r>
+      <w:r>
+        <w:rPr>
+          <w:rFonts w:ascii="Arial" w:hAnsi="Arial" w:cs="Arial"/>
+        </w:rPr>
+        <w:t>m algum relacionamento com a empresa e qual é esse relacionamento</w:t>
+      </w:r>
+    </w:p>
+    <w:p>
+      <w:pPr>
+        <w:pStyle w:val="PargrafodaLista"/>
+        <w:numPr>
+          <w:ilvl w:val="0"/>
+          <w:numId w:val="1"/>
+        </w:numPr>
+        <w:jc w:val="both"/>
+        <w:rPr>
+          <w:rFonts w:ascii="Arial" w:hAnsi="Arial" w:cs="Arial"/>
+        </w:rPr>
+      </w:pPr>
+      <w:bookmarkStart w:id="15" w:name="_Hlk200183669"/>
+      <w:r>
+        <w:rPr>
+          <w:rFonts w:ascii="Arial" w:hAnsi="Arial" w:cs="Arial"/>
+        </w:rPr>
+        <w:t>Liste o produto e a evolução de seu preço ao longo do tempo</w:t>
+      </w:r>
+      <w:bookmarkEnd w:id="15"/>
+    </w:p>
+    <w:p>
+      <w:pPr>
+        <w:pStyle w:val="PargrafodaLista"/>
+        <w:numPr>
+          <w:ilvl w:val="0"/>
+          <w:numId w:val="1"/>
+        </w:numPr>
+        <w:jc w:val="both"/>
+        <w:rPr>
+          <w:rFonts w:ascii="Arial" w:hAnsi="Arial" w:cs="Arial"/>
+        </w:rPr>
+      </w:pPr>
+      <w:r>
+        <w:rPr>
+          <w:rFonts w:ascii="Arial" w:hAnsi="Arial" w:cs="Arial"/>
+        </w:rPr>
+        <w:t>Q</w:t>
+      </w:r>
+      <w:r>
+        <w:rPr>
+          <w:rFonts w:ascii="Arial" w:hAnsi="Arial" w:cs="Arial"/>
+        </w:rPr>
+        <w:t>ual é o nome do vendedor que t</w:t>
+      </w:r>
+      <w:r>
+        <w:rPr>
+          <w:rFonts w:ascii="Arial" w:hAnsi="Arial" w:cs="Arial"/>
+        </w:rPr>
+        <w:t>ê</w:t>
+      </w:r>
+      <w:r>
+        <w:rPr>
+          <w:rFonts w:ascii="Arial" w:hAnsi="Arial" w:cs="Arial"/>
+        </w:rPr>
+        <w:t>m sua m</w:t>
+      </w:r>
+      <w:r>
+        <w:rPr>
+          <w:rFonts w:ascii="Arial" w:hAnsi="Arial" w:cs="Arial"/>
+        </w:rPr>
+        <w:t>é</w:t>
+      </w:r>
+      <w:r>
+        <w:rPr>
+          <w:rFonts w:ascii="Arial" w:hAnsi="Arial" w:cs="Arial"/>
+        </w:rPr>
+        <w:t xml:space="preserve">dia de vendas maior que </w:t>
+      </w:r>
+      <w:r>
+        <w:rPr>
+          <w:rFonts w:ascii="Arial" w:hAnsi="Arial" w:cs="Arial"/>
+        </w:rPr>
+        <w:t>média</w:t>
+      </w:r>
+      <w:r>
+        <w:rPr>
+          <w:rFonts w:ascii="Arial" w:hAnsi="Arial" w:cs="Arial"/>
+        </w:rPr>
+        <w:t xml:space="preserve"> dos demais vendedores</w:t>
+      </w:r>
+    </w:p>
+    <w:p>
+      <w:pPr>
+        <w:pStyle w:val="PargrafodaLista"/>
+        <w:numPr>
+          <w:ilvl w:val="0"/>
+          <w:numId w:val="1"/>
+        </w:numPr>
+        <w:jc w:val="both"/>
+        <w:rPr>
+          <w:rFonts w:ascii="Arial" w:hAnsi="Arial" w:cs="Arial"/>
+        </w:rPr>
+      </w:pPr>
+      <w:r>
+        <w:rPr>
+          <w:rFonts w:ascii="Arial" w:hAnsi="Arial" w:cs="Arial"/>
+        </w:rPr>
+        <w:t xml:space="preserve">Quem é o melhor vendedor em valor de vendas de cada </w:t>
+      </w:r>
+      <w:r>
+        <w:rPr>
+          <w:rFonts w:ascii="Arial" w:hAnsi="Arial" w:cs="Arial"/>
+        </w:rPr>
+        <w:t>c</w:t>
+      </w:r>
+      <w:r>
+        <w:rPr>
+          <w:rFonts w:ascii="Arial" w:hAnsi="Arial" w:cs="Arial"/>
+        </w:rPr>
+        <w:t>ategoria considerando os últimos 12 meses</w:t>
+      </w:r>
+    </w:p>
+    <w:p>
+      <w:pPr>
+        <w:pStyle w:val="PargrafodaLista"/>
+        <w:numPr>
+          <w:ilvl w:val="0"/>
+          <w:numId w:val="1"/>
+        </w:numPr>
+        <w:jc w:val="both"/>
+        <w:rPr>
+          <w:rFonts w:ascii="Arial" w:hAnsi="Arial" w:cs="Arial"/>
+        </w:rPr>
+      </w:pPr>
+      <w:r>
+        <w:rPr>
+          <w:rFonts w:ascii="Arial" w:hAnsi="Arial" w:cs="Arial"/>
+        </w:rPr>
         <w:t xml:space="preserve">Quais itens foram incluídos em pedidos onde o frete foi superior a R$50 e a data do pedido foi </w:t>
       </w:r>
       <w:r>
@@ -962,447 +1518,6 @@
           <w:rFonts w:ascii="Arial" w:hAnsi="Arial" w:cs="Arial"/>
         </w:rPr>
         <w:t>'</w:t>
-      </w:r>
-    </w:p>
-    <w:p>
-      <w:pPr>
-        <w:pStyle w:val="PargrafodaLista"/>
-        <w:numPr>
-          <w:ilvl w:val="0"/>
-          <w:numId w:val="1"/>
-        </w:numPr>
-        <w:jc w:val="both"/>
-        <w:rPr>
-          <w:rFonts w:ascii="Arial" w:hAnsi="Arial" w:cs="Arial"/>
-        </w:rPr>
-      </w:pPr>
-      <w:r>
-        <w:rPr>
-          <w:rFonts w:ascii="Arial" w:hAnsi="Arial" w:cs="Arial"/>
-        </w:rPr>
-        <w:t>Liste os produtos que nunca foram pedidos.</w:t>
-      </w:r>
-    </w:p>
-    <w:p>
-      <w:pPr>
-        <w:pStyle w:val="PargrafodaLista"/>
-        <w:numPr>
-          <w:ilvl w:val="0"/>
-          <w:numId w:val="1"/>
-        </w:numPr>
-        <w:jc w:val="both"/>
-        <w:rPr>
-          <w:rFonts w:ascii="Arial" w:hAnsi="Arial" w:cs="Arial"/>
-        </w:rPr>
-      </w:pPr>
-      <w:r>
-        <w:rPr>
-          <w:rFonts w:ascii="Arial" w:hAnsi="Arial" w:cs="Arial"/>
-        </w:rPr>
-        <w:t xml:space="preserve">Quais pedidos tiveram desconto aplicado e foram realizados </w:t>
-      </w:r>
-      <w:r>
-        <w:rPr>
-          <w:rFonts w:ascii="Arial" w:hAnsi="Arial" w:cs="Arial"/>
-        </w:rPr>
-        <w:t xml:space="preserve">por </w:t>
-      </w:r>
-      <w:r>
-        <w:rPr>
-          <w:rFonts w:ascii="Arial" w:hAnsi="Arial" w:cs="Arial"/>
-        </w:rPr>
-        <w:t>vendedores</w:t>
-      </w:r>
-      <w:r>
-        <w:rPr>
-          <w:rFonts w:ascii="Arial" w:hAnsi="Arial" w:cs="Arial"/>
-        </w:rPr>
-        <w:t xml:space="preserve"> </w:t>
-      </w:r>
-      <w:r>
-        <w:rPr>
-          <w:rFonts w:ascii="Arial" w:hAnsi="Arial" w:cs="Arial"/>
-        </w:rPr>
-        <w:t>da Alemanha</w:t>
-      </w:r>
-      <w:r>
-        <w:rPr>
-          <w:rFonts w:ascii="Arial" w:hAnsi="Arial" w:cs="Arial"/>
-        </w:rPr>
-        <w:t>?</w:t>
-      </w:r>
-    </w:p>
-    <w:p>
-      <w:pPr>
-        <w:pStyle w:val="PargrafodaLista"/>
-        <w:numPr>
-          <w:ilvl w:val="0"/>
-          <w:numId w:val="1"/>
-        </w:numPr>
-        <w:jc w:val="both"/>
-        <w:rPr>
-          <w:rFonts w:ascii="Arial" w:hAnsi="Arial" w:cs="Arial"/>
-        </w:rPr>
-      </w:pPr>
-      <w:r>
-        <w:rPr>
-          <w:rFonts w:ascii="Arial" w:hAnsi="Arial" w:cs="Arial"/>
-        </w:rPr>
-        <w:t>Q</w:t>
-      </w:r>
-      <w:r>
-        <w:rPr>
-          <w:rFonts w:ascii="Arial" w:hAnsi="Arial" w:cs="Arial"/>
-        </w:rPr>
-        <w:t>ua</w:t>
-      </w:r>
-      <w:r>
-        <w:rPr>
-          <w:rFonts w:ascii="Arial" w:hAnsi="Arial" w:cs="Arial"/>
-        </w:rPr>
-        <w:t>is</w:t>
-      </w:r>
-      <w:r>
-        <w:rPr>
-          <w:rFonts w:ascii="Arial" w:hAnsi="Arial" w:cs="Arial"/>
-        </w:rPr>
-        <w:t xml:space="preserve"> são as categorias que foram compradas por clientes na </w:t>
-      </w:r>
-      <w:r>
-        <w:rPr>
-          <w:rFonts w:ascii="Arial" w:hAnsi="Arial" w:cs="Arial"/>
-        </w:rPr>
-        <w:t>A</w:t>
-      </w:r>
-      <w:r>
-        <w:rPr>
-          <w:rFonts w:ascii="Arial" w:hAnsi="Arial" w:cs="Arial"/>
-        </w:rPr>
-        <w:t>lbânia</w:t>
-      </w:r>
-      <w:r>
-        <w:rPr>
-          <w:rFonts w:ascii="Arial" w:hAnsi="Arial" w:cs="Arial"/>
-        </w:rPr>
-        <w:t>?</w:t>
-      </w:r>
-    </w:p>
-    <w:p>
-      <w:pPr>
-        <w:pStyle w:val="PargrafodaLista"/>
-        <w:numPr>
-          <w:ilvl w:val="0"/>
-          <w:numId w:val="1"/>
-        </w:numPr>
-        <w:jc w:val="both"/>
-        <w:rPr>
-          <w:rFonts w:ascii="Arial" w:hAnsi="Arial" w:cs="Arial"/>
-        </w:rPr>
-      </w:pPr>
-      <w:r>
-        <w:rPr>
-          <w:rFonts w:ascii="Arial" w:hAnsi="Arial" w:cs="Arial"/>
-        </w:rPr>
-        <w:t>Quais são os produtos que nunca foram comprados por clientes do Congo?</w:t>
-      </w:r>
-    </w:p>
-    <w:p>
-      <w:pPr>
-        <w:pStyle w:val="PargrafodaLista"/>
-        <w:numPr>
-          <w:ilvl w:val="0"/>
-          <w:numId w:val="1"/>
-        </w:numPr>
-        <w:jc w:val="both"/>
-        <w:rPr>
-          <w:rFonts w:ascii="Arial" w:hAnsi="Arial" w:cs="Arial"/>
-        </w:rPr>
-      </w:pPr>
-      <w:r>
-        <w:rPr>
-          <w:rFonts w:ascii="Arial" w:hAnsi="Arial" w:cs="Arial"/>
-        </w:rPr>
-        <w:t>Q</w:t>
-      </w:r>
-      <w:r>
-        <w:rPr>
-          <w:rFonts w:ascii="Arial" w:hAnsi="Arial" w:cs="Arial"/>
-        </w:rPr>
-        <w:t xml:space="preserve">ual a </w:t>
-      </w:r>
-      <w:r>
-        <w:rPr>
-          <w:rFonts w:ascii="Arial" w:hAnsi="Arial" w:cs="Arial"/>
-        </w:rPr>
-        <w:t>tr</w:t>
-      </w:r>
-      <w:r>
-        <w:rPr>
-          <w:rFonts w:ascii="Arial" w:hAnsi="Arial" w:cs="Arial"/>
-        </w:rPr>
-        <w:t>ansportadora que mais tran</w:t>
-      </w:r>
-      <w:r>
-        <w:rPr>
-          <w:rFonts w:ascii="Arial" w:hAnsi="Arial" w:cs="Arial"/>
-        </w:rPr>
-        <w:t>s</w:t>
-      </w:r>
-      <w:r>
-        <w:rPr>
-          <w:rFonts w:ascii="Arial" w:hAnsi="Arial" w:cs="Arial"/>
-        </w:rPr>
-        <w:t xml:space="preserve">porte fez para a </w:t>
-      </w:r>
-      <w:proofErr w:type="spellStart"/>
-      <w:r>
-        <w:rPr>
-          <w:rFonts w:ascii="Arial" w:hAnsi="Arial" w:cs="Arial"/>
-        </w:rPr>
-        <w:t>a</w:t>
-      </w:r>
-      <w:r>
-        <w:rPr>
-          <w:rFonts w:ascii="Arial" w:hAnsi="Arial" w:cs="Arial"/>
-        </w:rPr>
-        <w:t>Ar</w:t>
-      </w:r>
-      <w:r>
-        <w:rPr>
-          <w:rFonts w:ascii="Arial" w:hAnsi="Arial" w:cs="Arial"/>
-        </w:rPr>
-        <w:t>gentina</w:t>
-      </w:r>
-      <w:proofErr w:type="spellEnd"/>
-      <w:r>
-        <w:rPr>
-          <w:rFonts w:ascii="Arial" w:hAnsi="Arial" w:cs="Arial"/>
-        </w:rPr>
-        <w:t>?</w:t>
-      </w:r>
-    </w:p>
-    <w:p>
-      <w:pPr>
-        <w:pStyle w:val="PargrafodaLista"/>
-        <w:numPr>
-          <w:ilvl w:val="0"/>
-          <w:numId w:val="1"/>
-        </w:numPr>
-        <w:jc w:val="both"/>
-        <w:rPr>
-          <w:rFonts w:ascii="Arial" w:hAnsi="Arial" w:cs="Arial"/>
-        </w:rPr>
-      </w:pPr>
-      <w:bookmarkStart w:id="9" w:name="_Hlk199778537"/>
-      <w:r>
-        <w:rPr>
-          <w:rFonts w:ascii="Arial" w:hAnsi="Arial" w:cs="Arial"/>
-        </w:rPr>
-        <w:t>Liste o nome do supervisor e seus subordinados</w:t>
-      </w:r>
-    </w:p>
-    <w:p>
-      <w:pPr>
-        <w:pStyle w:val="PargrafodaLista"/>
-        <w:numPr>
-          <w:ilvl w:val="0"/>
-          <w:numId w:val="1"/>
-        </w:numPr>
-        <w:jc w:val="both"/>
-        <w:rPr>
-          <w:rFonts w:ascii="Arial" w:hAnsi="Arial" w:cs="Arial"/>
-        </w:rPr>
-      </w:pPr>
-      <w:r>
-        <w:rPr>
-          <w:rFonts w:ascii="Arial" w:hAnsi="Arial" w:cs="Arial"/>
-        </w:rPr>
-        <w:t>Quais os produtos que têm o preço unitário superior ao preço médio de sua categoria?</w:t>
-      </w:r>
-    </w:p>
-    <w:bookmarkEnd w:id="9"/>
-    <w:p>
-      <w:pPr>
-        <w:pStyle w:val="PargrafodaLista"/>
-        <w:numPr>
-          <w:ilvl w:val="0"/>
-          <w:numId w:val="1"/>
-        </w:numPr>
-        <w:jc w:val="both"/>
-        <w:rPr>
-          <w:rFonts w:ascii="Arial" w:hAnsi="Arial" w:cs="Arial"/>
-        </w:rPr>
-      </w:pPr>
-      <w:r>
-        <w:rPr>
-          <w:rFonts w:ascii="Arial" w:hAnsi="Arial" w:cs="Arial"/>
-        </w:rPr>
-        <w:t>Qual o faturamento por país considerando os descontos?</w:t>
-      </w:r>
-    </w:p>
-    <w:p>
-      <w:pPr>
-        <w:pStyle w:val="PargrafodaLista"/>
-        <w:numPr>
-          <w:ilvl w:val="0"/>
-          <w:numId w:val="1"/>
-        </w:numPr>
-        <w:jc w:val="both"/>
-        <w:rPr>
-          <w:rFonts w:ascii="Arial" w:hAnsi="Arial" w:cs="Arial"/>
-        </w:rPr>
-      </w:pPr>
-      <w:r>
-        <w:rPr>
-          <w:rFonts w:ascii="Arial" w:hAnsi="Arial" w:cs="Arial"/>
-        </w:rPr>
-        <w:t>Considerando o valor final do pedido qual vendedor tem a maior média de venda?</w:t>
-      </w:r>
-    </w:p>
-    <w:p>
-      <w:pPr>
-        <w:pStyle w:val="PargrafodaLista"/>
-        <w:numPr>
-          <w:ilvl w:val="0"/>
-          <w:numId w:val="1"/>
-        </w:numPr>
-        <w:jc w:val="both"/>
-        <w:rPr>
-          <w:rFonts w:ascii="Arial" w:hAnsi="Arial" w:cs="Arial"/>
-        </w:rPr>
-      </w:pPr>
-      <w:r>
-        <w:rPr>
-          <w:rFonts w:ascii="Arial" w:hAnsi="Arial" w:cs="Arial"/>
-        </w:rPr>
-        <w:t xml:space="preserve">Liste todas as pessoas que </w:t>
-      </w:r>
-      <w:proofErr w:type="gramStart"/>
-      <w:r>
-        <w:rPr>
-          <w:rFonts w:ascii="Arial" w:hAnsi="Arial" w:cs="Arial"/>
-        </w:rPr>
-        <w:t>tem</w:t>
-      </w:r>
-      <w:proofErr w:type="gramEnd"/>
-      <w:r>
-        <w:rPr>
-          <w:rFonts w:ascii="Arial" w:hAnsi="Arial" w:cs="Arial"/>
-        </w:rPr>
-        <w:t xml:space="preserve"> algum relacionamento com a empresa e qual é esse relacionamento</w:t>
-      </w:r>
-    </w:p>
-    <w:p>
-      <w:pPr>
-        <w:pStyle w:val="PargrafodaLista"/>
-        <w:numPr>
-          <w:ilvl w:val="0"/>
-          <w:numId w:val="1"/>
-        </w:numPr>
-        <w:jc w:val="both"/>
-        <w:rPr>
-          <w:rFonts w:ascii="Arial" w:hAnsi="Arial" w:cs="Arial"/>
-        </w:rPr>
-      </w:pPr>
-      <w:bookmarkStart w:id="10" w:name="_Hlk200183669"/>
-      <w:r>
-        <w:rPr>
-          <w:rFonts w:ascii="Arial" w:hAnsi="Arial" w:cs="Arial"/>
-        </w:rPr>
-        <w:t>Liste o produto e a evolução de seu preço ao longo do tempo</w:t>
-      </w:r>
-      <w:bookmarkEnd w:id="10"/>
-    </w:p>
-    <w:p>
-      <w:pPr>
-        <w:pStyle w:val="PargrafodaLista"/>
-        <w:numPr>
-          <w:ilvl w:val="0"/>
-          <w:numId w:val="1"/>
-        </w:numPr>
-        <w:jc w:val="both"/>
-        <w:rPr>
-          <w:rFonts w:ascii="Arial" w:hAnsi="Arial" w:cs="Arial"/>
-        </w:rPr>
-      </w:pPr>
-      <w:r>
-        <w:rPr>
-          <w:rFonts w:ascii="Arial" w:hAnsi="Arial" w:cs="Arial"/>
-        </w:rPr>
-        <w:t>Q</w:t>
-      </w:r>
-      <w:r>
-        <w:rPr>
-          <w:rFonts w:ascii="Arial" w:hAnsi="Arial" w:cs="Arial"/>
-        </w:rPr>
-        <w:t>ual é o nome do vendedor que t</w:t>
-      </w:r>
-      <w:r>
-        <w:rPr>
-          <w:rFonts w:ascii="Arial" w:hAnsi="Arial" w:cs="Arial"/>
-        </w:rPr>
-        <w:t>ê</w:t>
-      </w:r>
-      <w:r>
-        <w:rPr>
-          <w:rFonts w:ascii="Arial" w:hAnsi="Arial" w:cs="Arial"/>
-        </w:rPr>
-        <w:t>m sua m</w:t>
-      </w:r>
-      <w:r>
-        <w:rPr>
-          <w:rFonts w:ascii="Arial" w:hAnsi="Arial" w:cs="Arial"/>
-        </w:rPr>
-        <w:t>é</w:t>
-      </w:r>
-      <w:r>
-        <w:rPr>
-          <w:rFonts w:ascii="Arial" w:hAnsi="Arial" w:cs="Arial"/>
-        </w:rPr>
-        <w:t xml:space="preserve">dia de vendas maior que </w:t>
-      </w:r>
-      <w:r>
-        <w:rPr>
-          <w:rFonts w:ascii="Arial" w:hAnsi="Arial" w:cs="Arial"/>
-        </w:rPr>
-        <w:t>média</w:t>
-      </w:r>
-      <w:r>
-        <w:rPr>
-          <w:rFonts w:ascii="Arial" w:hAnsi="Arial" w:cs="Arial"/>
-        </w:rPr>
-        <w:t xml:space="preserve"> dos demais vendedores</w:t>
-      </w:r>
-    </w:p>
-    <w:p>
-      <w:pPr>
-        <w:pStyle w:val="PargrafodaLista"/>
-        <w:numPr>
-          <w:ilvl w:val="0"/>
-          <w:numId w:val="1"/>
-        </w:numPr>
-        <w:jc w:val="both"/>
-        <w:rPr>
-          <w:rFonts w:ascii="Arial" w:hAnsi="Arial" w:cs="Arial"/>
-        </w:rPr>
-      </w:pPr>
-      <w:r>
-        <w:rPr>
-          <w:rFonts w:ascii="Arial" w:hAnsi="Arial" w:cs="Arial"/>
-        </w:rPr>
-        <w:t>Quem é o melhor vendedor em valor de vendas de cada d</w:t>
-      </w:r>
-      <w:r>
-        <w:rPr>
-          <w:rFonts w:ascii="Arial" w:hAnsi="Arial" w:cs="Arial"/>
-        </w:rPr>
-        <w:t>=c</w:t>
-      </w:r>
-      <w:r>
-        <w:rPr>
-          <w:rFonts w:ascii="Arial" w:hAnsi="Arial" w:cs="Arial"/>
-        </w:rPr>
-        <w:t>ategoria considerando os últimos 12 meses</w:t>
       </w:r>
     </w:p>
     <w:p>

--- a/Lista/Pergutas/Lista 01.docx
+++ b/Lista/Pergutas/Lista 01.docx
@@ -730,25 +730,7 @@
         <w:rPr>
           <w:rFonts w:ascii="Arial" w:hAnsi="Arial" w:cs="Arial"/>
         </w:rPr>
-        <w:t xml:space="preserve">no </w:t>
-      </w:r>
-      <w:r>
-        <w:rPr>
-          <w:rFonts w:ascii="Arial" w:hAnsi="Arial" w:cs="Arial"/>
-        </w:rPr>
-        <w:t>país ‘</w:t>
-      </w:r>
-      <w:r>
-        <w:rPr>
-          <w:rFonts w:ascii="Arial" w:hAnsi="Arial" w:cs="Arial"/>
-        </w:rPr>
-        <w:t>B</w:t>
-      </w:r>
-      <w:r>
-        <w:rPr>
-          <w:rFonts w:ascii="Arial" w:hAnsi="Arial" w:cs="Arial"/>
-        </w:rPr>
-        <w:t>R</w:t>
+        <w:t>no país ‘BR</w:t>
       </w:r>
       <w:r>
         <w:rPr>
@@ -760,111 +742,81 @@
         <w:rPr>
           <w:rFonts w:ascii="Arial" w:hAnsi="Arial" w:cs="Arial"/>
         </w:rPr>
+        <w:t xml:space="preserve"> e </w:t>
+      </w:r>
+      <w:r>
+        <w:rPr>
+          <w:rFonts w:ascii="Arial" w:hAnsi="Arial" w:cs="Arial"/>
+        </w:rPr>
+        <w:t>nos estados de</w:t>
+      </w:r>
+      <w:r>
+        <w:rPr>
+          <w:rFonts w:ascii="Arial" w:hAnsi="Arial" w:cs="Arial"/>
+        </w:rPr>
+        <w:t>, '</w:t>
+      </w:r>
+      <w:r>
+        <w:rPr>
+          <w:rFonts w:ascii="Arial" w:hAnsi="Arial" w:cs="Arial"/>
+        </w:rPr>
+        <w:t>PE</w:t>
+      </w:r>
+      <w:proofErr w:type="gramStart"/>
+      <w:r>
+        <w:rPr>
+          <w:rFonts w:ascii="Arial" w:hAnsi="Arial" w:cs="Arial"/>
+        </w:rPr>
+        <w:t xml:space="preserve">' </w:t>
+      </w:r>
+      <w:r>
+        <w:rPr>
+          <w:rFonts w:ascii="Arial" w:hAnsi="Arial" w:cs="Arial"/>
+        </w:rPr>
+        <w:t>,</w:t>
+      </w:r>
+      <w:proofErr w:type="gramEnd"/>
+      <w:r>
+        <w:rPr>
+          <w:rFonts w:ascii="Arial" w:hAnsi="Arial" w:cs="Arial"/>
+        </w:rPr>
         <w:t xml:space="preserve"> </w:t>
       </w:r>
       <w:r>
         <w:rPr>
           <w:rFonts w:ascii="Arial" w:hAnsi="Arial" w:cs="Arial"/>
         </w:rPr>
+        <w:t>'</w:t>
+      </w:r>
+      <w:r>
+        <w:rPr>
+          <w:rFonts w:ascii="Arial" w:hAnsi="Arial" w:cs="Arial"/>
+        </w:rPr>
+        <w:t>AL</w:t>
+      </w:r>
+      <w:r>
+        <w:rPr>
+          <w:rFonts w:ascii="Arial" w:hAnsi="Arial" w:cs="Arial"/>
+        </w:rPr>
+        <w:t>'</w:t>
+      </w:r>
+      <w:r>
+        <w:rPr>
+          <w:rFonts w:ascii="Arial" w:hAnsi="Arial" w:cs="Arial"/>
+        </w:rPr>
+        <w:t xml:space="preserve"> </w:t>
+      </w:r>
+      <w:r>
+        <w:rPr>
+          <w:rFonts w:ascii="Arial" w:hAnsi="Arial" w:cs="Arial"/>
+        </w:rPr>
         <w:t xml:space="preserve">e </w:t>
       </w:r>
       <w:r>
         <w:rPr>
           <w:rFonts w:ascii="Arial" w:hAnsi="Arial" w:cs="Arial"/>
         </w:rPr>
-        <w:t>nos estados de</w:t>
-      </w:r>
-      <w:r>
-        <w:rPr>
-          <w:rFonts w:ascii="Arial" w:hAnsi="Arial" w:cs="Arial"/>
-        </w:rPr>
-        <w:t>, '</w:t>
-      </w:r>
-      <w:r>
-        <w:rPr>
-          <w:rFonts w:ascii="Arial" w:hAnsi="Arial" w:cs="Arial"/>
-        </w:rPr>
-        <w:t>P</w:t>
-      </w:r>
-      <w:r>
-        <w:rPr>
-          <w:rFonts w:ascii="Arial" w:hAnsi="Arial" w:cs="Arial"/>
-        </w:rPr>
-        <w:t>E</w:t>
-      </w:r>
-      <w:proofErr w:type="gramStart"/>
-      <w:r>
-        <w:rPr>
-          <w:rFonts w:ascii="Arial" w:hAnsi="Arial" w:cs="Arial"/>
-        </w:rPr>
-        <w:t xml:space="preserve">' </w:t>
-      </w:r>
-      <w:r>
-        <w:rPr>
-          <w:rFonts w:ascii="Arial" w:hAnsi="Arial" w:cs="Arial"/>
-        </w:rPr>
-        <w:t>,</w:t>
-      </w:r>
-      <w:proofErr w:type="gramEnd"/>
-      <w:r>
-        <w:rPr>
-          <w:rFonts w:ascii="Arial" w:hAnsi="Arial" w:cs="Arial"/>
-        </w:rPr>
-        <w:t xml:space="preserve"> </w:t>
-      </w:r>
-      <w:r>
-        <w:rPr>
-          <w:rFonts w:ascii="Arial" w:hAnsi="Arial" w:cs="Arial"/>
-        </w:rPr>
-        <w:t>'</w:t>
-      </w:r>
-      <w:r>
-        <w:rPr>
-          <w:rFonts w:ascii="Arial" w:hAnsi="Arial" w:cs="Arial"/>
-        </w:rPr>
-        <w:t>A</w:t>
-      </w:r>
-      <w:r>
-        <w:rPr>
-          <w:rFonts w:ascii="Arial" w:hAnsi="Arial" w:cs="Arial"/>
-        </w:rPr>
-        <w:t>L</w:t>
-      </w:r>
-      <w:r>
-        <w:rPr>
-          <w:rFonts w:ascii="Arial" w:hAnsi="Arial" w:cs="Arial"/>
-        </w:rPr>
-        <w:t>'</w:t>
-      </w:r>
-      <w:r>
-        <w:rPr>
-          <w:rFonts w:ascii="Arial" w:hAnsi="Arial" w:cs="Arial"/>
-        </w:rPr>
-        <w:t xml:space="preserve"> </w:t>
-      </w:r>
-      <w:r>
-        <w:rPr>
-          <w:rFonts w:ascii="Arial" w:hAnsi="Arial" w:cs="Arial"/>
-        </w:rPr>
-        <w:t xml:space="preserve">e </w:t>
-      </w:r>
-      <w:r>
-        <w:rPr>
-          <w:rFonts w:ascii="Arial" w:hAnsi="Arial" w:cs="Arial"/>
-        </w:rPr>
-        <w:t>‘B</w:t>
-      </w:r>
-      <w:r>
-        <w:rPr>
-          <w:rFonts w:ascii="Arial" w:hAnsi="Arial" w:cs="Arial"/>
-        </w:rPr>
-        <w:t>A</w:t>
-      </w:r>
-      <w:r>
-        <w:rPr>
-          <w:rFonts w:ascii="Arial" w:hAnsi="Arial" w:cs="Arial"/>
-        </w:rPr>
-        <w:t xml:space="preserve">’ </w:t>
+        <w:t xml:space="preserve">‘BA’ </w:t>
       </w:r>
       <w:r>
         <w:rPr>
@@ -1377,49 +1329,19 @@
         <w:rPr>
           <w:rFonts w:ascii="Arial" w:hAnsi="Arial" w:cs="Arial"/>
         </w:rPr>
-        <w:t>Q</w:t>
-      </w:r>
-      <w:r>
-        <w:rPr>
-          <w:rFonts w:ascii="Arial" w:hAnsi="Arial" w:cs="Arial"/>
-        </w:rPr>
-        <w:t>ual é o nome do vendedor que t</w:t>
-      </w:r>
-      <w:r>
-        <w:rPr>
-          <w:rFonts w:ascii="Arial" w:hAnsi="Arial" w:cs="Arial"/>
-        </w:rPr>
-        <w:t>ê</w:t>
-      </w:r>
-      <w:r>
-        <w:rPr>
-          <w:rFonts w:ascii="Arial" w:hAnsi="Arial" w:cs="Arial"/>
-        </w:rPr>
-        <w:t>m sua m</w:t>
-      </w:r>
-      <w:r>
-        <w:rPr>
-          <w:rFonts w:ascii="Arial" w:hAnsi="Arial" w:cs="Arial"/>
-        </w:rPr>
-        <w:t>é</w:t>
-      </w:r>
-      <w:r>
-        <w:rPr>
-          <w:rFonts w:ascii="Arial" w:hAnsi="Arial" w:cs="Arial"/>
-        </w:rPr>
-        <w:t xml:space="preserve">dia de vendas maior que </w:t>
-      </w:r>
-      <w:r>
-        <w:rPr>
-          <w:rFonts w:ascii="Arial" w:hAnsi="Arial" w:cs="Arial"/>
-        </w:rPr>
-        <w:t>média</w:t>
-      </w:r>
-      <w:r>
-        <w:rPr>
-          <w:rFonts w:ascii="Arial" w:hAnsi="Arial" w:cs="Arial"/>
-        </w:rPr>
-        <w:t xml:space="preserve"> dos demais vendedores</w:t>
+        <w:t xml:space="preserve">Quais são as 3 categorias de produtos que mais geraram receita bruta no último ano fiscal completo (de 1º de janeiro a 31 de dezembro de 2024), considerando apenas pedidos de clientes que nunca receberam um desconto superior a </w:t>
+      </w:r>
+      <w:r>
+        <w:rPr>
+          <w:rFonts w:ascii="Arial" w:hAnsi="Arial" w:cs="Arial"/>
+        </w:rPr>
+        <w:t>5</w:t>
+      </w:r>
+      <w:r>
+        <w:rPr>
+          <w:rFonts w:ascii="Arial" w:hAnsi="Arial" w:cs="Arial"/>
+        </w:rPr>
+        <w:t>% em nenhum de seus pedidos?</w:t>
       </w:r>
     </w:p>
     <w:p>
@@ -1465,6 +1387,7 @@
           <w:rFonts w:ascii="Arial" w:hAnsi="Arial" w:cs="Arial"/>
         </w:rPr>
       </w:pPr>
+      <w:bookmarkStart w:id="16" w:name="_Hlk202514412"/>
       <w:r>
         <w:rPr>
           <w:rFonts w:ascii="Arial" w:hAnsi="Arial" w:cs="Arial"/>
@@ -1519,6 +1442,7 @@
         </w:rPr>
         <w:t>'</w:t>
       </w:r>
+      <w:bookmarkEnd w:id="16"/>
     </w:p>
     <w:p>
       <w:pPr>
@@ -2797,7 +2721,6 @@
   <w:style w:type="character" w:default="1" w:styleId="Fontepargpadro">
     <w:name w:val="Default Paragraph Font"/>
     <w:uiPriority w:val="1"/>
-    <w:semiHidden/>
     <w:unhideWhenUsed/>
   </w:style>
   <w:style w:type="table" w:default="1" w:styleId="Tabelanormal">

--- a/Lista/Pergutas/Lista 01.docx
+++ b/Lista/Pergutas/Lista 01.docx
@@ -150,11 +150,24 @@
         </w:rPr>
       </w:pPr>
       <w:bookmarkStart w:id="0" w:name="_Hlk201136841"/>
-      <w:r>
-        <w:rPr>
-          <w:rFonts w:ascii="Arial" w:hAnsi="Arial" w:cs="Arial"/>
-        </w:rPr>
-        <w:t xml:space="preserve">Liste em ordem alfabética os clientes do estado </w:t>
+      <w:bookmarkStart w:id="1" w:name="_Hlk203217013"/>
+      <w:r>
+        <w:rPr>
+          <w:rFonts w:ascii="Arial" w:hAnsi="Arial" w:cs="Arial"/>
+        </w:rPr>
+        <w:t xml:space="preserve">Mostre </w:t>
+      </w:r>
+      <w:r>
+        <w:rPr>
+          <w:rFonts w:ascii="Arial" w:hAnsi="Arial" w:cs="Arial"/>
+        </w:rPr>
+        <w:t>em ordem alfabética os clientes</w:t>
+      </w:r>
+      <w:r>
+        <w:rPr>
+          <w:rFonts w:ascii="Arial" w:hAnsi="Arial" w:cs="Arial"/>
+        </w:rPr>
+        <w:t xml:space="preserve"> e o país de moradia dos clientes do estado </w:t>
       </w:r>
       <w:r>
         <w:rPr>
@@ -162,6 +175,7 @@
         </w:rPr>
         <w:t>AL</w:t>
       </w:r>
+      <w:bookmarkEnd w:id="1"/>
     </w:p>
     <w:bookmarkEnd w:id="0"/>
     <w:p>
@@ -232,27 +246,6 @@
           <w:rFonts w:ascii="Arial" w:hAnsi="Arial" w:cs="Arial"/>
         </w:rPr>
       </w:pPr>
-      <w:bookmarkStart w:id="1" w:name="_Hlk199672791"/>
-      <w:r>
-        <w:rPr>
-          <w:rFonts w:ascii="Arial" w:hAnsi="Arial" w:cs="Arial"/>
-        </w:rPr>
-        <w:t>Liste os nomes e documentos dos vendedores do estado "RJ", no Brasil</w:t>
-      </w:r>
-      <w:bookmarkEnd w:id="1"/>
-    </w:p>
-    <w:p>
-      <w:pPr>
-        <w:pStyle w:val="PargrafodaLista"/>
-        <w:numPr>
-          <w:ilvl w:val="0"/>
-          <w:numId w:val="1"/>
-        </w:numPr>
-        <w:jc w:val="both"/>
-        <w:rPr>
-          <w:rFonts w:ascii="Arial" w:hAnsi="Arial" w:cs="Arial"/>
-        </w:rPr>
-      </w:pPr>
       <w:r>
         <w:rPr>
           <w:rFonts w:ascii="Arial" w:hAnsi="Arial" w:cs="Arial"/>
@@ -355,45 +348,81 @@
         <w:rPr>
           <w:rFonts w:ascii="Arial" w:hAnsi="Arial" w:cs="Arial"/>
         </w:rPr>
-        <w:t>Liste os produtos cujo nome tem exatamente 5 caracteres</w:t>
-      </w:r>
-    </w:p>
-    <w:p>
-      <w:pPr>
-        <w:pStyle w:val="PargrafodaLista"/>
-        <w:numPr>
-          <w:ilvl w:val="0"/>
-          <w:numId w:val="1"/>
-        </w:numPr>
-        <w:jc w:val="both"/>
-        <w:rPr>
-          <w:rFonts w:ascii="Arial" w:hAnsi="Arial" w:cs="Arial"/>
-        </w:rPr>
-      </w:pPr>
-      <w:r>
-        <w:rPr>
-          <w:rFonts w:ascii="Arial" w:hAnsi="Arial" w:cs="Arial"/>
-        </w:rPr>
-        <w:t>Liste os produtos cujo nome tem pelo menos 5 caracteres</w:t>
-      </w:r>
-    </w:p>
-    <w:p>
-      <w:pPr>
-        <w:pStyle w:val="PargrafodaLista"/>
-        <w:numPr>
-          <w:ilvl w:val="0"/>
-          <w:numId w:val="1"/>
-        </w:numPr>
-        <w:jc w:val="both"/>
-        <w:rPr>
-          <w:rFonts w:ascii="Arial" w:hAnsi="Arial" w:cs="Arial"/>
-        </w:rPr>
-      </w:pPr>
-      <w:r>
-        <w:rPr>
-          <w:rFonts w:ascii="Arial" w:hAnsi="Arial" w:cs="Arial"/>
-        </w:rPr>
-        <w:t>Liste os produtos cujo nome tem no máximo 5 caracteres</w:t>
+        <w:t xml:space="preserve">Liste os </w:t>
+      </w:r>
+      <w:r>
+        <w:rPr>
+          <w:rFonts w:ascii="Arial" w:hAnsi="Arial" w:cs="Arial"/>
+        </w:rPr>
+        <w:t>clientes</w:t>
+      </w:r>
+      <w:r>
+        <w:rPr>
+          <w:rFonts w:ascii="Arial" w:hAnsi="Arial" w:cs="Arial"/>
+        </w:rPr>
+        <w:t xml:space="preserve"> cujo nome tem exatamente 5 caracteres</w:t>
+      </w:r>
+    </w:p>
+    <w:p>
+      <w:pPr>
+        <w:pStyle w:val="PargrafodaLista"/>
+        <w:numPr>
+          <w:ilvl w:val="0"/>
+          <w:numId w:val="1"/>
+        </w:numPr>
+        <w:jc w:val="both"/>
+        <w:rPr>
+          <w:rFonts w:ascii="Arial" w:hAnsi="Arial" w:cs="Arial"/>
+        </w:rPr>
+      </w:pPr>
+      <w:r>
+        <w:rPr>
+          <w:rFonts w:ascii="Arial" w:hAnsi="Arial" w:cs="Arial"/>
+        </w:rPr>
+        <w:t xml:space="preserve">Liste os </w:t>
+      </w:r>
+      <w:r>
+        <w:rPr>
+          <w:rFonts w:ascii="Arial" w:hAnsi="Arial" w:cs="Arial"/>
+        </w:rPr>
+        <w:t>clientes</w:t>
+      </w:r>
+      <w:r>
+        <w:rPr>
+          <w:rFonts w:ascii="Arial" w:hAnsi="Arial" w:cs="Arial"/>
+        </w:rPr>
+        <w:t xml:space="preserve"> cujo nome tem pelo menos 5 caracteres</w:t>
+      </w:r>
+    </w:p>
+    <w:p>
+      <w:pPr>
+        <w:pStyle w:val="PargrafodaLista"/>
+        <w:numPr>
+          <w:ilvl w:val="0"/>
+          <w:numId w:val="1"/>
+        </w:numPr>
+        <w:jc w:val="both"/>
+        <w:rPr>
+          <w:rFonts w:ascii="Arial" w:hAnsi="Arial" w:cs="Arial"/>
+        </w:rPr>
+      </w:pPr>
+      <w:r>
+        <w:rPr>
+          <w:rFonts w:ascii="Arial" w:hAnsi="Arial" w:cs="Arial"/>
+        </w:rPr>
+        <w:t xml:space="preserve">Liste os </w:t>
+      </w:r>
+      <w:r>
+        <w:rPr>
+          <w:rFonts w:ascii="Arial" w:hAnsi="Arial" w:cs="Arial"/>
+        </w:rPr>
+        <w:t>clientes</w:t>
+      </w:r>
+      <w:r>
+        <w:rPr>
+          <w:rFonts w:ascii="Arial" w:hAnsi="Arial" w:cs="Arial"/>
+        </w:rPr>
+        <w:t xml:space="preserve"> cujo nome tem no máximo 5 caracteres</w:t>
       </w:r>
     </w:p>
     <w:p>
@@ -1036,7 +1065,28 @@
           <w:rFonts w:ascii="Arial" w:hAnsi="Arial" w:cs="Arial"/>
         </w:rPr>
       </w:pPr>
-      <w:bookmarkStart w:id="11" w:name="_Hlk201901455"/>
+      <w:bookmarkStart w:id="11" w:name="_Hlk199672791"/>
+      <w:r>
+        <w:rPr>
+          <w:rFonts w:ascii="Arial" w:hAnsi="Arial" w:cs="Arial"/>
+        </w:rPr>
+        <w:t>Liste os nomes e documentos dos vendedores do estado "RJ", no Brasil</w:t>
+      </w:r>
+      <w:bookmarkEnd w:id="11"/>
+    </w:p>
+    <w:p>
+      <w:pPr>
+        <w:pStyle w:val="PargrafodaLista"/>
+        <w:numPr>
+          <w:ilvl w:val="0"/>
+          <w:numId w:val="1"/>
+        </w:numPr>
+        <w:jc w:val="both"/>
+        <w:rPr>
+          <w:rFonts w:ascii="Arial" w:hAnsi="Arial" w:cs="Arial"/>
+        </w:rPr>
+      </w:pPr>
+      <w:bookmarkStart w:id="12" w:name="_Hlk201901455"/>
       <w:r>
         <w:rPr>
           <w:rFonts w:ascii="Arial" w:hAnsi="Arial" w:cs="Arial"/>
@@ -1079,21 +1129,21 @@
         </w:rPr>
         <w:t>?</w:t>
       </w:r>
-      <w:bookmarkEnd w:id="11"/>
-    </w:p>
-    <w:p>
-      <w:pPr>
-        <w:pStyle w:val="PargrafodaLista"/>
-        <w:numPr>
-          <w:ilvl w:val="0"/>
-          <w:numId w:val="1"/>
-        </w:numPr>
-        <w:jc w:val="both"/>
-        <w:rPr>
-          <w:rFonts w:ascii="Arial" w:hAnsi="Arial" w:cs="Arial"/>
-        </w:rPr>
-      </w:pPr>
-      <w:bookmarkStart w:id="12" w:name="_Hlk201901884"/>
+      <w:bookmarkEnd w:id="12"/>
+    </w:p>
+    <w:p>
+      <w:pPr>
+        <w:pStyle w:val="PargrafodaLista"/>
+        <w:numPr>
+          <w:ilvl w:val="0"/>
+          <w:numId w:val="1"/>
+        </w:numPr>
+        <w:jc w:val="both"/>
+        <w:rPr>
+          <w:rFonts w:ascii="Arial" w:hAnsi="Arial" w:cs="Arial"/>
+        </w:rPr>
+      </w:pPr>
+      <w:bookmarkStart w:id="13" w:name="_Hlk201901884"/>
       <w:r>
         <w:rPr>
           <w:rFonts w:ascii="Arial" w:hAnsi="Arial" w:cs="Arial"/>
@@ -1112,21 +1162,21 @@
         </w:rPr>
         <w:t xml:space="preserve"> Congo?</w:t>
       </w:r>
-      <w:bookmarkEnd w:id="12"/>
-    </w:p>
-    <w:p>
-      <w:pPr>
-        <w:pStyle w:val="PargrafodaLista"/>
-        <w:numPr>
-          <w:ilvl w:val="0"/>
-          <w:numId w:val="1"/>
-        </w:numPr>
-        <w:jc w:val="both"/>
-        <w:rPr>
-          <w:rFonts w:ascii="Arial" w:hAnsi="Arial" w:cs="Arial"/>
-        </w:rPr>
-      </w:pPr>
-      <w:bookmarkStart w:id="13" w:name="_Hlk201902294"/>
+      <w:bookmarkEnd w:id="13"/>
+    </w:p>
+    <w:p>
+      <w:pPr>
+        <w:pStyle w:val="PargrafodaLista"/>
+        <w:numPr>
+          <w:ilvl w:val="0"/>
+          <w:numId w:val="1"/>
+        </w:numPr>
+        <w:jc w:val="both"/>
+        <w:rPr>
+          <w:rFonts w:ascii="Arial" w:hAnsi="Arial" w:cs="Arial"/>
+        </w:rPr>
+      </w:pPr>
+      <w:bookmarkStart w:id="14" w:name="_Hlk201902294"/>
       <w:r>
         <w:rPr>
           <w:rFonts w:ascii="Arial" w:hAnsi="Arial" w:cs="Arial"/>
@@ -1181,21 +1231,21 @@
         </w:rPr>
         <w:t>?</w:t>
       </w:r>
-      <w:bookmarkEnd w:id="13"/>
-    </w:p>
-    <w:p>
-      <w:pPr>
-        <w:pStyle w:val="PargrafodaLista"/>
-        <w:numPr>
-          <w:ilvl w:val="0"/>
-          <w:numId w:val="1"/>
-        </w:numPr>
-        <w:jc w:val="both"/>
-        <w:rPr>
-          <w:rFonts w:ascii="Arial" w:hAnsi="Arial" w:cs="Arial"/>
-        </w:rPr>
-      </w:pPr>
-      <w:bookmarkStart w:id="14" w:name="_Hlk199778537"/>
+      <w:bookmarkEnd w:id="14"/>
+    </w:p>
+    <w:p>
+      <w:pPr>
+        <w:pStyle w:val="PargrafodaLista"/>
+        <w:numPr>
+          <w:ilvl w:val="0"/>
+          <w:numId w:val="1"/>
+        </w:numPr>
+        <w:jc w:val="both"/>
+        <w:rPr>
+          <w:rFonts w:ascii="Arial" w:hAnsi="Arial" w:cs="Arial"/>
+        </w:rPr>
+      </w:pPr>
+      <w:bookmarkStart w:id="15" w:name="_Hlk199778537"/>
       <w:r>
         <w:rPr>
           <w:rFonts w:ascii="Arial" w:hAnsi="Arial" w:cs="Arial"/>
@@ -1222,7 +1272,7 @@
         <w:t>Quais os produtos que têm o preço unitário superior ao preço médio de sua categoria?</w:t>
       </w:r>
     </w:p>
-    <w:bookmarkEnd w:id="14"/>
+    <w:bookmarkEnd w:id="15"/>
     <w:p>
       <w:pPr>
         <w:pStyle w:val="PargrafodaLista"/>
@@ -1304,14 +1354,14 @@
           <w:rFonts w:ascii="Arial" w:hAnsi="Arial" w:cs="Arial"/>
         </w:rPr>
       </w:pPr>
-      <w:bookmarkStart w:id="15" w:name="_Hlk200183669"/>
+      <w:bookmarkStart w:id="16" w:name="_Hlk200183669"/>
       <w:r>
         <w:rPr>
           <w:rFonts w:ascii="Arial" w:hAnsi="Arial" w:cs="Arial"/>
         </w:rPr>
         <w:t>Liste o produto e a evolução de seu preço ao longo do tempo</w:t>
       </w:r>
-      <w:bookmarkEnd w:id="15"/>
+      <w:bookmarkEnd w:id="16"/>
     </w:p>
     <w:p>
       <w:pPr>
@@ -1387,7 +1437,7 @@
           <w:rFonts w:ascii="Arial" w:hAnsi="Arial" w:cs="Arial"/>
         </w:rPr>
       </w:pPr>
-      <w:bookmarkStart w:id="16" w:name="_Hlk202514412"/>
+      <w:bookmarkStart w:id="17" w:name="_Hlk202514412"/>
       <w:r>
         <w:rPr>
           <w:rFonts w:ascii="Arial" w:hAnsi="Arial" w:cs="Arial"/>
@@ -1442,7 +1492,7 @@
         </w:rPr>
         <w:t>'</w:t>
       </w:r>
-      <w:bookmarkEnd w:id="16"/>
+      <w:bookmarkEnd w:id="17"/>
     </w:p>
     <w:p>
       <w:pPr>
@@ -1773,7 +1823,7 @@
         </mc:Choice>
         <mc:Fallback>
           <w:pict>
-            <v:line w14:anchorId="5E4AFD56" id="Conector reto 2" o:spid="_x0000_s1026" style="position:absolute;flip:y;z-index:251659264;visibility:visible;mso-wrap-style:square;mso-width-percent:0;mso-height-percent:0;mso-wrap-distance-left:9pt;mso-wrap-distance-top:0;mso-wrap-distance-right:9pt;mso-wrap-distance-bottom:0;mso-position-horizontal:absolute;mso-position-horizontal-relative:margin;mso-position-vertical:absolute;mso-position-vertical-relative:margin;mso-width-percent:0;mso-height-percent:0;mso-width-relative:margin;mso-height-relative:margin" from="4.4pt,-7.35pt" to="425.65pt,-7.05pt" o:gfxdata="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" strokeweight="2.5pt">
+            <v:line w14:anchorId="00A09958" id="Conector reto 2" o:spid="_x0000_s1026" style="position:absolute;flip:y;z-index:251659264;visibility:visible;mso-wrap-style:square;mso-width-percent:0;mso-height-percent:0;mso-wrap-distance-left:9pt;mso-wrap-distance-top:0;mso-wrap-distance-right:9pt;mso-wrap-distance-bottom:0;mso-position-horizontal:absolute;mso-position-horizontal-relative:margin;mso-position-vertical:absolute;mso-position-vertical-relative:margin;mso-width-percent:0;mso-height-percent:0;mso-width-relative:margin;mso-height-relative:margin" from="4.4pt,-7.35pt" to="425.65pt,-7.05pt" o:gfxdata="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" strokeweight="2.5pt">
               <v:stroke linestyle="thinThick" joinstyle="miter"/>
               <w10:wrap anchorx="margin" anchory="margin"/>
             </v:line>
@@ -2721,6 +2771,7 @@
   <w:style w:type="character" w:default="1" w:styleId="Fontepargpadro">
     <w:name w:val="Default Paragraph Font"/>
     <w:uiPriority w:val="1"/>
+    <w:semiHidden/>
     <w:unhideWhenUsed/>
   </w:style>
   <w:style w:type="table" w:default="1" w:styleId="Tabelanormal">
